--- a/assets/contracts/default-contract-template.docx
+++ b/assets/contracts/default-contract-template.docx
@@ -1,16 +1,32 @@
 
 <file path=word/document.xml><?xml version="1.0" encoding="utf-8"?>
-<w:document xmlns:wpc="http://schemas.microsoft.com/office/word/2010/wordprocessingCanvas" xmlns:cx="http://schemas.microsoft.com/office/drawing/2014/chartex" xmlns:cx1="http://schemas.microsoft.com/office/drawing/2015/9/8/chartex" xmlns:cx2="http://schemas.microsoft.com/office/drawing/2015/10/21/chartex" xmlns:cx3="http://schemas.microsoft.com/office/drawing/2016/5/9/chartex" xmlns:cx4="http://schemas.microsoft.com/office/drawing/2016/5/10/chartex" xmlns:cx5="http://schemas.microsoft.com/office/drawing/2016/5/11/chartex" xmlns:cx6="http://schemas.microsoft.com/office/drawing/2016/5/12/chartex" xmlns:cx7="http://schemas.microsoft.com/office/drawing/2016/5/13/chartex" xmlns:cx8="http://schemas.microsoft.com/office/drawing/2016/5/14/chartex" xmlns:mc="http://schemas.openxmlformats.org/markup-compatibility/2006" xmlns:aink="http://schemas.microsoft.com/office/drawing/2016/ink" xmlns:am3d="http://schemas.microsoft.com/office/drawing/2017/model3d" xmlns:o="urn:schemas-microsoft-com:office:office" xmlns:r="http://schemas.openxmlformats.org/officeDocument/2006/relationships" xmlns:m="http://schemas.openxmlformats.org/officeDocument/2006/math" xmlns:v="urn:schemas-microsoft-com:vml" xmlns:wp14="http://schemas.microsoft.com/office/word/2010/wordprocessingDrawing" xmlns:wp="http://schemas.openxmlformats.org/drawingml/2006/wordprocessingDrawing" xmlns:w10="urn:schemas-microsoft-com:office:word" xmlns:w="http://schemas.openxmlformats.org/wordprocessingml/2006/main" xmlns:w14="http://schemas.microsoft.com/office/word/2010/wordml" xmlns:w15="http://schemas.microsoft.com/office/word/2012/wordml" xmlns:w16cex="http://schemas.microsoft.com/office/word/2018/wordml/cex" xmlns:w16cid="http://schemas.microsoft.com/office/word/2016/wordml/cid" xmlns:w16="http://schemas.microsoft.com/office/word/2018/wordml" xmlns:w16sdtdh="http://schemas.microsoft.com/office/word/2020/wordml/sdtdatahash" xmlns:w16se="http://schemas.microsoft.com/office/word/2015/wordml/symex" xmlns:wpg="http://schemas.microsoft.com/office/word/2010/wordprocessingGroup" xmlns:wpi="http://schemas.microsoft.com/office/word/2010/wordprocessingInk" xmlns:wne="http://schemas.microsoft.com/office/word/2006/wordml" xmlns:wps="http://schemas.microsoft.com/office/word/2010/wordprocessingShape" mc:Ignorable="w14 w15 w16se w16cid w16 w16cex w16sdtdh wp14">
+<w:document xmlns:wpc="http://schemas.microsoft.com/office/word/2010/wordprocessingCanvas" xmlns:cx="http://schemas.microsoft.com/office/drawing/2014/chartex" xmlns:cx1="http://schemas.microsoft.com/office/drawing/2015/9/8/chartex" xmlns:cx2="http://schemas.microsoft.com/office/drawing/2015/10/21/chartex" xmlns:cx3="http://schemas.microsoft.com/office/drawing/2016/5/9/chartex" xmlns:cx4="http://schemas.microsoft.com/office/drawing/2016/5/10/chartex" xmlns:cx5="http://schemas.microsoft.com/office/drawing/2016/5/11/chartex" xmlns:cx6="http://schemas.microsoft.com/office/drawing/2016/5/12/chartex" xmlns:cx7="http://schemas.microsoft.com/office/drawing/2016/5/13/chartex" xmlns:cx8="http://schemas.microsoft.com/office/drawing/2016/5/14/chartex" xmlns:mc="http://schemas.openxmlformats.org/markup-compatibility/2006" xmlns:m="http://schemas.openxmlformats.org/officeDocument/2006/math" xmlns:aink="http://schemas.microsoft.com/office/drawing/2016/ink" xmlns:am3d="http://schemas.microsoft.com/office/drawing/2017/model3d" xmlns:oel="http://schemas.microsoft.com/office/2019/extlst" xmlns:r="http://schemas.openxmlformats.org/officeDocument/2006/relationships" xmlns:wp14="http://schemas.microsoft.com/office/word/2010/wordprocessingDrawing" xmlns:wp="http://schemas.openxmlformats.org/drawingml/2006/wordprocessingDrawing" xmlns:wpg="http://schemas.microsoft.com/office/word/2010/wordprocessingGroup" xmlns:wpi="http://schemas.microsoft.com/office/word/2010/wordprocessingInk" xmlns:wps="http://schemas.microsoft.com/office/word/2010/wordprocessingShape" xmlns:o="urn:schemas-microsoft-com:office:office" xmlns:v="urn:schemas-microsoft-com:vml" xmlns:w10="urn:schemas-microsoft-com:office:word" xmlns:w="http://schemas.openxmlformats.org/wordprocessingml/2006/main" xmlns:w14="http://schemas.microsoft.com/office/word/2010/wordml" xmlns:w15="http://schemas.microsoft.com/office/word/2012/wordml" xmlns:w16cex="http://schemas.microsoft.com/office/word/2018/wordml/cex" xmlns:w16cid="http://schemas.microsoft.com/office/word/2016/wordml/cid" xmlns:w16="http://schemas.microsoft.com/office/word/2018/wordml" xmlns:w16sdtdh="http://schemas.microsoft.com/office/word/2020/wordml/sdtdatahash" xmlns:w16sdtfl="http://schemas.microsoft.com/office/word/2024/wordml/sdtformatlock" xmlns:w16se="http://schemas.microsoft.com/office/word/2015/wordml/symex" xmlns:w16du="http://schemas.microsoft.com/office/word/2023/wordml/word16du" xmlns:wne="http://schemas.microsoft.com/office/word/2006/wordml" mc:Ignorable="w14 w15 w16se w16cid w16 w16cex w16sdtdh w16sdtfl w16du wp14">
   <w:body>
     <w:p>
       <w:pPr>
         <w:ind w:left="550"/>
       </w:pPr>
       <w:r>
-        <w:t xml:space="preserve">CONTRATO N° </w:t>
-      </w:r>
-      <w:r>
-        <w:t>{{contratoNumero}}</w:t>
+        <w:t xml:space="preserve">CONTRATO </w:t>
+      </w:r>
+      <w:proofErr w:type="spellStart"/>
+      <w:r>
+        <w:t>N°</w:t>
+      </w:r>
+      <w:proofErr w:type="spellEnd"/>
+      <w:r>
+        <w:t xml:space="preserve"> </w:t>
+      </w:r>
+      <w:r>
+        <w:t>{{</w:t>
+      </w:r>
+      <w:proofErr w:type="spellStart"/>
+      <w:r>
+        <w:t>contratoNumero</w:t>
+      </w:r>
+      <w:proofErr w:type="spellEnd"/>
+      <w:r>
+        <w:t>}}</w:t>
       </w:r>
     </w:p>
     <w:p>
@@ -50,11 +66,7 @@
     <w:p>
       <w:pPr>
         <w:ind w:left="550"/>
-      </w:pPr>
-    </w:p>
-    <w:p>
-      <w:pPr>
-        <w:ind w:left="550"/>
+        <w:jc w:val="center"/>
       </w:pPr>
     </w:p>
     <w:p>
@@ -91,56 +103,97 @@
         <w:rPr>
           <w:b/>
         </w:rPr>
-        <w:t>{{adminNombre}}</w:t>
+        <w:t>{{</w:t>
+      </w:r>
+      <w:proofErr w:type="spellStart"/>
+      <w:r>
+        <w:rPr>
+          <w:b/>
+        </w:rPr>
+        <w:t>adminNombre</w:t>
+      </w:r>
+      <w:proofErr w:type="spellEnd"/>
+      <w:r>
+        <w:rPr>
+          <w:b/>
+        </w:rPr>
+        <w:t>}}</w:t>
       </w:r>
       <w:r>
         <w:t xml:space="preserve"> identificado con la cédula de ciudadanía </w:t>
       </w:r>
-      <w:r>
-        <w:rPr>
-          <w:b/>
-        </w:rPr>
-        <w:t>N° 81.720.077</w:t>
-      </w:r>
-      <w:r>
-        <w:t xml:space="preserve"> de Chía (Cund), persona natural e interviniendo como operador turístico de la propiedad del señor: {{nombrePropietario}}, </w:t>
-      </w:r>
-      <w:r>
-        <w:rPr>
-          <w:b/>
-        </w:rPr>
-        <w:tab/>
-      </w:r>
-      <w:r>
-        <w:rPr>
-          <w:b/>
-        </w:rPr>
-        <w:tab/>
-      </w:r>
-      <w:r>
-        <w:rPr>
-          <w:b/>
-        </w:rPr>
-        <w:tab/>
-      </w:r>
-      <w:r>
-        <w:rPr>
-          <w:b/>
-        </w:rPr>
-        <w:tab/>
-      </w:r>
-      <w:r>
-        <w:t xml:space="preserve">ubicada en el municipio de </w:t>
-      </w:r>
-      <w:r>
-        <w:rPr>
-          <w:b/>
-          <w:bCs/>
-        </w:rPr>
-        <w:t>{{municipioFinca}}</w:t>
-      </w:r>
-      <w:r>
-        <w:t xml:space="preserve"> --------------------</w:t>
+      <w:proofErr w:type="spellStart"/>
+      <w:r>
+        <w:rPr>
+          <w:b/>
+        </w:rPr>
+        <w:t>N°</w:t>
+      </w:r>
+      <w:proofErr w:type="spellEnd"/>
+      <w:r>
+        <w:rPr>
+          <w:b/>
+        </w:rPr>
+        <w:t xml:space="preserve"> {{</w:t>
+      </w:r>
+      <w:proofErr w:type="spellStart"/>
+      <w:r>
+        <w:rPr>
+          <w:b/>
+        </w:rPr>
+        <w:t>adminCedula</w:t>
+      </w:r>
+      <w:proofErr w:type="spellEnd"/>
+      <w:r>
+        <w:rPr>
+          <w:b/>
+        </w:rPr>
+        <w:t>}}</w:t>
+      </w:r>
+      <w:r>
+        <w:t xml:space="preserve"> de {{</w:t>
+      </w:r>
+      <w:proofErr w:type="spellStart"/>
+      <w:r>
+        <w:t>adminCiudad</w:t>
+      </w:r>
+      <w:proofErr w:type="spellEnd"/>
+      <w:r>
+        <w:t>}}, persona natural e interviniendo como operador turístico de la propiedad del señor: {{</w:t>
+      </w:r>
+      <w:proofErr w:type="spellStart"/>
+      <w:r>
+        <w:t>nombrePropietario</w:t>
+      </w:r>
+      <w:proofErr w:type="spellEnd"/>
+      <w:r>
+        <w:t xml:space="preserve">}}, ubicada en el municipio de </w:t>
+      </w:r>
+      <w:r>
+        <w:rPr>
+          <w:b/>
+          <w:bCs/>
+        </w:rPr>
+        <w:t>{{</w:t>
+      </w:r>
+      <w:proofErr w:type="spellStart"/>
+      <w:r>
+        <w:rPr>
+          <w:b/>
+          <w:bCs/>
+        </w:rPr>
+        <w:t>municipioFinca</w:t>
+      </w:r>
+      <w:proofErr w:type="spellEnd"/>
+      <w:r>
+        <w:rPr>
+          <w:b/>
+          <w:bCs/>
+        </w:rPr>
+        <w:t>}}</w:t>
+      </w:r>
+      <w:r>
+        <w:t xml:space="preserve"> —</w:t>
       </w:r>
       <w:r>
         <w:t xml:space="preserve"> </w:t>
@@ -211,30 +264,88 @@
           <w:bCs/>
           <w:spacing w:val="-13"/>
         </w:rPr>
-        <w:t>{{clienteNombre}}</w:t>
-      </w:r>
-      <w:r>
-        <w:rPr>
+        <w:t>{{</w:t>
+      </w:r>
+      <w:proofErr w:type="spellStart"/>
+      <w:r>
+        <w:rPr>
+          <w:b/>
+          <w:bCs/>
           <w:spacing w:val="-13"/>
         </w:rPr>
-        <w:t xml:space="preserve"> </w:t>
-      </w:r>
-      <w:r>
-        <w:t xml:space="preserve">identificado/a con la cédula de ciudadanía N° </w:t>
-      </w:r>
-      <w:r>
-        <w:rPr>
-          <w:b/>
-          <w:bCs/>
-        </w:rPr>
-        <w:t>{{clienteCedula}}</w:t>
+        <w:t>clienteNombre</w:t>
+      </w:r>
+      <w:proofErr w:type="spellEnd"/>
+      <w:r>
+        <w:rPr>
+          <w:b/>
+          <w:bCs/>
+          <w:spacing w:val="-13"/>
+        </w:rPr>
+        <w:t>}}</w:t>
+      </w:r>
+      <w:r>
+        <w:rPr>
+          <w:spacing w:val="-13"/>
+        </w:rPr>
+        <w:t xml:space="preserve"> </w:t>
+      </w:r>
+      <w:r>
+        <w:t xml:space="preserve">identificado/a con la cédula de ciudadanía </w:t>
+      </w:r>
+      <w:proofErr w:type="spellStart"/>
+      <w:r>
+        <w:t>N°</w:t>
+      </w:r>
+      <w:proofErr w:type="spellEnd"/>
+      <w:r>
+        <w:t xml:space="preserve"> </w:t>
+      </w:r>
+      <w:r>
+        <w:rPr>
+          <w:b/>
+          <w:bCs/>
+        </w:rPr>
+        <w:t>{{</w:t>
+      </w:r>
+      <w:proofErr w:type="spellStart"/>
+      <w:r>
+        <w:rPr>
+          <w:b/>
+          <w:bCs/>
+        </w:rPr>
+        <w:t>clienteCedula</w:t>
+      </w:r>
+      <w:proofErr w:type="spellEnd"/>
+      <w:r>
+        <w:rPr>
+          <w:b/>
+          <w:bCs/>
+        </w:rPr>
+        <w:t>}}</w:t>
       </w:r>
       <w:r>
         <w:rPr>
           <w:rFonts w:ascii="Tahoma" w:hAnsi="Tahoma"/>
           <w:b/>
         </w:rPr>
-        <w:t xml:space="preserve"> DE {{ciudadCliente}}</w:t>
+        <w:t xml:space="preserve"> DE {{</w:t>
+      </w:r>
+      <w:proofErr w:type="spellStart"/>
+      <w:r>
+        <w:rPr>
+          <w:rFonts w:ascii="Tahoma" w:hAnsi="Tahoma"/>
+          <w:b/>
+        </w:rPr>
+        <w:t>ciudadCliente</w:t>
+      </w:r>
+      <w:proofErr w:type="spellEnd"/>
+      <w:r>
+        <w:rPr>
+          <w:rFonts w:ascii="Tahoma" w:hAnsi="Tahoma"/>
+          <w:b/>
+        </w:rPr>
+        <w:t>}}</w:t>
       </w:r>
       <w:r>
         <w:t xml:space="preserve">, actuando en nombre propio, libremente y de mutuo acuerdo </w:t>
@@ -377,7 +488,25 @@
           <w:bCs/>
           <w:spacing w:val="-13"/>
         </w:rPr>
-        <w:t>{{precioLetras}}</w:t>
+        <w:t>{{</w:t>
+      </w:r>
+      <w:proofErr w:type="spellStart"/>
+      <w:r>
+        <w:rPr>
+          <w:b/>
+          <w:bCs/>
+          <w:spacing w:val="-13"/>
+        </w:rPr>
+        <w:t>precioLetras</w:t>
+      </w:r>
+      <w:proofErr w:type="spellEnd"/>
+      <w:r>
+        <w:rPr>
+          <w:b/>
+          <w:bCs/>
+          <w:spacing w:val="-13"/>
+        </w:rPr>
+        <w:t>}}</w:t>
       </w:r>
       <w:r>
         <w:rPr>
@@ -393,12 +522,30 @@
           <w:b/>
           <w:spacing w:val="-8"/>
         </w:rPr>
-        <w:t>{{precioNumerico}}</w:t>
-      </w:r>
-      <w:r>
-        <w:rPr>
+        <w:t>{{</w:t>
+      </w:r>
+      <w:proofErr w:type="spellStart"/>
+      <w:r>
+        <w:rPr>
+          <w:rFonts w:ascii="Tahoma" w:hAnsi="Tahoma"/>
+          <w:b/>
           <w:spacing w:val="-8"/>
         </w:rPr>
+        <w:t>precioNumerico</w:t>
+      </w:r>
+      <w:proofErr w:type="spellEnd"/>
+      <w:r>
+        <w:rPr>
+          <w:rFonts w:ascii="Tahoma" w:hAnsi="Tahoma"/>
+          <w:b/>
+          <w:spacing w:val="-8"/>
+        </w:rPr>
+        <w:t>}}</w:t>
+      </w:r>
+      <w:r>
+        <w:rPr>
+          <w:spacing w:val="-8"/>
+        </w:rPr>
         <w:t>,</w:t>
       </w:r>
       <w:r>
@@ -551,74 +698,856 @@
           <w:b/>
           <w:bCs/>
         </w:rPr>
-        <w:t>{{cuentaNumero}}</w:t>
-      </w:r>
-      <w:r>
+        <w:t>{{</w:t>
+      </w:r>
+      <w:proofErr w:type="spellStart"/>
+      <w:r>
+        <w:rPr>
+          <w:b/>
+          <w:bCs/>
+        </w:rPr>
+        <w:t>cuentaNumero</w:t>
+      </w:r>
+      <w:proofErr w:type="spellEnd"/>
+      <w:r>
+        <w:rPr>
+          <w:b/>
+          <w:bCs/>
+        </w:rPr>
+        <w:t>}}</w:t>
+      </w:r>
+      <w:r>
+        <w:t xml:space="preserve"> de </w:t>
+      </w:r>
+      <w:r>
+        <w:rPr>
+          <w:b/>
+          <w:bCs/>
+        </w:rPr>
+        <w:t>{{</w:t>
+      </w:r>
+      <w:proofErr w:type="spellStart"/>
+      <w:r>
+        <w:rPr>
+          <w:b/>
+          <w:bCs/>
+        </w:rPr>
+        <w:t>bancoNombre</w:t>
+      </w:r>
+      <w:proofErr w:type="spellEnd"/>
+      <w:r>
+        <w:rPr>
+          <w:b/>
+          <w:bCs/>
+        </w:rPr>
+        <w:t>}}</w:t>
+      </w:r>
+      <w:r>
+        <w:rPr>
+          <w:spacing w:val="-10"/>
+        </w:rPr>
+        <w:t xml:space="preserve"> </w:t>
+      </w:r>
+      <w:r>
+        <w:rPr>
+          <w:spacing w:val="-4"/>
+        </w:rPr>
+        <w:t>a</w:t>
+      </w:r>
+      <w:r>
+        <w:rPr>
+          <w:spacing w:val="-11"/>
+        </w:rPr>
+        <w:t xml:space="preserve"> </w:t>
+      </w:r>
+      <w:r>
+        <w:rPr>
+          <w:spacing w:val="-4"/>
+        </w:rPr>
+        <w:t>nombre</w:t>
+      </w:r>
+      <w:r>
+        <w:rPr>
+          <w:spacing w:val="-10"/>
+        </w:rPr>
+        <w:t xml:space="preserve"> </w:t>
+      </w:r>
+      <w:r>
+        <w:rPr>
+          <w:spacing w:val="-4"/>
+        </w:rPr>
+        <w:t>de</w:t>
+      </w:r>
+      <w:r>
+        <w:t xml:space="preserve"> {{</w:t>
+      </w:r>
+      <w:proofErr w:type="spellStart"/>
+      <w:r>
+        <w:t>titularNombre</w:t>
+      </w:r>
+      <w:proofErr w:type="spellEnd"/>
+      <w:r>
+        <w:t>}}</w:t>
+      </w:r>
+      <w:r>
+        <w:rPr>
+          <w:spacing w:val="-10"/>
+        </w:rPr>
+        <w:t xml:space="preserve"> </w:t>
+      </w:r>
+      <w:r>
+        <w:rPr>
+          <w:spacing w:val="-4"/>
+        </w:rPr>
+        <w:t>con</w:t>
+      </w:r>
+      <w:r>
+        <w:t xml:space="preserve"> </w:t>
+      </w:r>
+      <w:r>
+        <w:rPr>
+          <w:spacing w:val="-5"/>
+        </w:rPr>
+        <w:t>la</w:t>
+      </w:r>
+      <w:r>
+        <w:t xml:space="preserve"> </w:t>
+      </w:r>
+      <w:r>
+        <w:rPr>
+          <w:spacing w:val="-4"/>
+        </w:rPr>
+        <w:t>cédula</w:t>
+      </w:r>
+      <w:r>
+        <w:rPr>
+          <w:spacing w:val="-16"/>
+        </w:rPr>
+        <w:t xml:space="preserve"> </w:t>
+      </w:r>
+      <w:proofErr w:type="spellStart"/>
+      <w:r>
+        <w:rPr>
+          <w:spacing w:val="-4"/>
+        </w:rPr>
+        <w:t>N°</w:t>
+      </w:r>
+      <w:proofErr w:type="spellEnd"/>
+      <w:r>
+        <w:t xml:space="preserve"> {{</w:t>
+      </w:r>
+      <w:proofErr w:type="spellStart"/>
+      <w:r>
+        <w:t>titularCedula</w:t>
+      </w:r>
+      <w:proofErr w:type="spellEnd"/>
+      <w:r>
+        <w:t>}}</w:t>
+      </w:r>
+      <w:r>
+        <w:rPr>
+          <w:spacing w:val="-4"/>
+        </w:rPr>
+        <w:t>.</w:t>
+      </w:r>
+      <w:r>
+        <w:rPr>
+          <w:spacing w:val="-17"/>
+        </w:rPr>
+        <w:t xml:space="preserve"> </w:t>
+      </w:r>
+      <w:r>
+        <w:rPr>
+          <w:spacing w:val="-4"/>
+        </w:rPr>
+        <w:t>De</w:t>
+      </w:r>
+      <w:r>
+        <w:rPr>
+          <w:spacing w:val="-17"/>
+        </w:rPr>
+        <w:t xml:space="preserve"> </w:t>
+      </w:r>
+      <w:r>
+        <w:rPr>
+          <w:spacing w:val="-4"/>
+        </w:rPr>
+        <w:t>llegar</w:t>
+      </w:r>
+      <w:r>
+        <w:rPr>
+          <w:spacing w:val="-14"/>
+        </w:rPr>
+        <w:t xml:space="preserve"> </w:t>
+      </w:r>
+      <w:r>
+        <w:rPr>
+          <w:spacing w:val="-4"/>
+        </w:rPr>
+        <w:t>a</w:t>
+      </w:r>
+      <w:r>
+        <w:rPr>
+          <w:spacing w:val="-16"/>
+        </w:rPr>
+        <w:t xml:space="preserve"> </w:t>
+      </w:r>
+      <w:r>
+        <w:rPr>
+          <w:spacing w:val="-4"/>
+        </w:rPr>
+        <w:t>un</w:t>
+      </w:r>
+      <w:r>
+        <w:rPr>
+          <w:spacing w:val="-16"/>
+        </w:rPr>
+        <w:t xml:space="preserve"> </w:t>
+      </w:r>
+      <w:r>
+        <w:rPr>
+          <w:spacing w:val="-4"/>
+        </w:rPr>
+        <w:t>acuerdo,</w:t>
+      </w:r>
+      <w:r>
+        <w:rPr>
+          <w:spacing w:val="-15"/>
+        </w:rPr>
+        <w:t xml:space="preserve"> </w:t>
+      </w:r>
+      <w:r>
+        <w:rPr>
+          <w:spacing w:val="-4"/>
+        </w:rPr>
+        <w:t>el</w:t>
+      </w:r>
+      <w:r>
+        <w:rPr>
+          <w:spacing w:val="-13"/>
+        </w:rPr>
+        <w:t xml:space="preserve"> </w:t>
+      </w:r>
+      <w:r>
+        <w:rPr>
+          <w:spacing w:val="-4"/>
+        </w:rPr>
+        <w:t>valor</w:t>
+      </w:r>
+      <w:r>
+        <w:rPr>
+          <w:spacing w:val="-16"/>
+        </w:rPr>
+        <w:t xml:space="preserve"> </w:t>
+      </w:r>
+      <w:r>
+        <w:rPr>
+          <w:spacing w:val="-4"/>
+        </w:rPr>
+        <w:t>restante</w:t>
+      </w:r>
+      <w:r>
+        <w:rPr>
+          <w:spacing w:val="-16"/>
+        </w:rPr>
+        <w:t xml:space="preserve"> </w:t>
+      </w:r>
+      <w:r>
+        <w:rPr>
+          <w:spacing w:val="-4"/>
+        </w:rPr>
+        <w:t>deberá</w:t>
+      </w:r>
+      <w:r>
+        <w:rPr>
+          <w:spacing w:val="-16"/>
+        </w:rPr>
+        <w:t xml:space="preserve"> </w:t>
+      </w:r>
+      <w:r>
+        <w:rPr>
+          <w:spacing w:val="-4"/>
+        </w:rPr>
+        <w:t xml:space="preserve">ser </w:t>
+      </w:r>
+      <w:r>
+        <w:t>pagado</w:t>
+      </w:r>
+      <w:r>
+        <w:rPr>
+          <w:spacing w:val="-22"/>
+        </w:rPr>
+        <w:t xml:space="preserve"> </w:t>
+      </w:r>
+      <w:r>
+        <w:t>al</w:t>
+      </w:r>
+      <w:r>
+        <w:rPr>
+          <w:spacing w:val="-21"/>
+        </w:rPr>
+        <w:t xml:space="preserve"> </w:t>
+      </w:r>
+      <w:r>
+        <w:t>momento</w:t>
+      </w:r>
+      <w:r>
+        <w:rPr>
+          <w:spacing w:val="-21"/>
+        </w:rPr>
+        <w:t xml:space="preserve"> </w:t>
+      </w:r>
+      <w:r>
+        <w:t>de</w:t>
+      </w:r>
+      <w:r>
+        <w:rPr>
+          <w:spacing w:val="-21"/>
+        </w:rPr>
+        <w:t xml:space="preserve"> </w:t>
+      </w:r>
+      <w:r>
+        <w:t>la</w:t>
+      </w:r>
+      <w:r>
+        <w:rPr>
+          <w:spacing w:val="-21"/>
+        </w:rPr>
+        <w:t xml:space="preserve"> </w:t>
+      </w:r>
+      <w:r>
+        <w:t>entrega</w:t>
+      </w:r>
+      <w:r>
+        <w:rPr>
+          <w:spacing w:val="-21"/>
+        </w:rPr>
+        <w:t xml:space="preserve"> </w:t>
+      </w:r>
+      <w:r>
+        <w:t>material</w:t>
+      </w:r>
+      <w:r>
+        <w:rPr>
+          <w:spacing w:val="-20"/>
+        </w:rPr>
+        <w:t xml:space="preserve"> </w:t>
+      </w:r>
+      <w:r>
+        <w:t>de</w:t>
+      </w:r>
+      <w:r>
+        <w:rPr>
+          <w:spacing w:val="-21"/>
+        </w:rPr>
+        <w:t xml:space="preserve"> </w:t>
+      </w:r>
+      <w:r>
+        <w:t>la</w:t>
+      </w:r>
+      <w:r>
+        <w:rPr>
+          <w:spacing w:val="-21"/>
+        </w:rPr>
+        <w:t xml:space="preserve"> </w:t>
+      </w:r>
+      <w:r>
+        <w:t>quinta</w:t>
+      </w:r>
+      <w:r>
+        <w:rPr>
+          <w:spacing w:val="-20"/>
+        </w:rPr>
+        <w:t xml:space="preserve"> </w:t>
+      </w:r>
+      <w:r>
+        <w:t>(finca),</w:t>
+      </w:r>
+      <w:r>
+        <w:rPr>
+          <w:spacing w:val="-22"/>
+        </w:rPr>
+        <w:t xml:space="preserve"> </w:t>
+      </w:r>
+      <w:r>
+        <w:t xml:space="preserve">incluyendo el valor de aseo y depósito, con arreglo a las condiciones generales y </w:t>
+      </w:r>
+      <w:r>
+        <w:rPr>
+          <w:spacing w:val="-4"/>
+        </w:rPr>
+        <w:t>particulares</w:t>
+      </w:r>
+      <w:r>
+        <w:rPr>
+          <w:spacing w:val="-11"/>
+        </w:rPr>
+        <w:t xml:space="preserve"> </w:t>
+      </w:r>
+      <w:r>
+        <w:rPr>
+          <w:spacing w:val="-4"/>
+        </w:rPr>
+        <w:t>insertas</w:t>
+      </w:r>
+      <w:r>
+        <w:rPr>
+          <w:spacing w:val="-11"/>
+        </w:rPr>
+        <w:t xml:space="preserve"> </w:t>
+      </w:r>
+      <w:r>
+        <w:rPr>
+          <w:spacing w:val="-4"/>
+        </w:rPr>
+        <w:t>en</w:t>
+      </w:r>
+      <w:r>
+        <w:t xml:space="preserve"> </w:t>
+      </w:r>
+      <w:r>
+        <w:rPr>
+          <w:spacing w:val="-4"/>
+        </w:rPr>
+        <w:t>este</w:t>
+      </w:r>
+      <w:r>
+        <w:rPr>
+          <w:spacing w:val="-11"/>
+        </w:rPr>
+        <w:t xml:space="preserve"> </w:t>
+      </w:r>
+      <w:r>
+        <w:rPr>
+          <w:spacing w:val="-4"/>
+        </w:rPr>
+        <w:t>documento,</w:t>
+      </w:r>
+      <w:r>
+        <w:t xml:space="preserve"> </w:t>
+      </w:r>
+      <w:r>
+        <w:rPr>
+          <w:spacing w:val="-4"/>
+        </w:rPr>
+        <w:t>y</w:t>
+      </w:r>
+      <w:r>
+        <w:rPr>
+          <w:spacing w:val="-14"/>
+        </w:rPr>
+        <w:t xml:space="preserve"> </w:t>
+      </w:r>
+      <w:r>
+        <w:rPr>
+          <w:spacing w:val="-4"/>
+        </w:rPr>
+        <w:t>que</w:t>
+      </w:r>
+      <w:r>
+        <w:rPr>
+          <w:spacing w:val="-11"/>
+        </w:rPr>
+        <w:t xml:space="preserve"> </w:t>
+      </w:r>
+      <w:r>
+        <w:rPr>
+          <w:spacing w:val="-4"/>
+        </w:rPr>
+        <w:t>son</w:t>
+      </w:r>
+      <w:r>
+        <w:rPr>
+          <w:spacing w:val="-15"/>
+        </w:rPr>
+        <w:t xml:space="preserve"> </w:t>
+      </w:r>
+      <w:r>
+        <w:rPr>
+          <w:spacing w:val="-4"/>
+        </w:rPr>
+        <w:t>las</w:t>
+      </w:r>
+      <w:r>
+        <w:rPr>
+          <w:spacing w:val="-11"/>
+        </w:rPr>
+        <w:t xml:space="preserve"> </w:t>
+      </w:r>
+      <w:r>
+        <w:rPr>
+          <w:spacing w:val="-4"/>
+        </w:rPr>
+        <w:t>siguientes:</w:t>
+      </w:r>
+    </w:p>
+    <w:p>
+      <w:pPr>
+        <w:ind w:left="550"/>
         <w:rPr>
           <w:rFonts w:ascii="Tahoma" w:hAnsi="Tahoma"/>
           <w:b/>
-          <w:spacing w:val="2"/>
-        </w:rPr>
-        <w:t xml:space="preserve"> </w:t>
-      </w:r>
+        </w:rPr>
+      </w:pPr>
+    </w:p>
+    <w:p>
+      <w:pPr>
+        <w:ind w:left="550"/>
+      </w:pPr>
+    </w:p>
+    <w:p>
+      <w:pPr>
+        <w:ind w:left="550"/>
+      </w:pPr>
       <w:r>
         <w:rPr>
           <w:rFonts w:ascii="Tahoma" w:hAnsi="Tahoma"/>
           <w:b/>
-          <w:spacing w:val="2"/>
-        </w:rPr>
-        <w:t>{{bancoNombre}}</w:t>
-      </w:r>
-      <w:r>
-        <w:rPr>
-          <w:spacing w:val="-10"/>
-        </w:rPr>
-        <w:t xml:space="preserve"> </w:t>
-      </w:r>
-      <w:r>
-        <w:rPr>
-          <w:spacing w:val="-4"/>
-        </w:rPr>
-        <w:t>a</w:t>
-      </w:r>
-      <w:r>
-        <w:rPr>
-          <w:spacing w:val="-11"/>
-        </w:rPr>
-        <w:t xml:space="preserve"> </w:t>
-      </w:r>
-      <w:r>
-        <w:rPr>
-          <w:spacing w:val="-4"/>
-        </w:rPr>
-        <w:t>nombre</w:t>
-      </w:r>
-      <w:r>
-        <w:rPr>
-          <w:spacing w:val="-10"/>
-        </w:rPr>
-        <w:t xml:space="preserve"> </w:t>
-      </w:r>
-      <w:r>
-        <w:rPr>
-          <w:spacing w:val="-4"/>
-        </w:rPr>
+        </w:rPr>
+        <w:t>PRIMERA.</w:t>
+      </w:r>
+      <w:r>
+        <w:rPr>
+          <w:rFonts w:ascii="Tahoma" w:hAnsi="Tahoma"/>
+          <w:b/>
+          <w:spacing w:val="-18"/>
+        </w:rPr>
+        <w:t xml:space="preserve"> </w:t>
+      </w:r>
+      <w:r>
+        <w:t>-</w:t>
+      </w:r>
+      <w:r>
+        <w:rPr>
+          <w:spacing w:val="-21"/>
+        </w:rPr>
+        <w:t xml:space="preserve"> </w:t>
+      </w:r>
+      <w:r>
+        <w:t>El</w:t>
+      </w:r>
+      <w:r>
+        <w:rPr>
+          <w:spacing w:val="-21"/>
+        </w:rPr>
+        <w:t xml:space="preserve"> </w:t>
+      </w:r>
+      <w:r>
+        <w:t>alojamiento</w:t>
+      </w:r>
+      <w:r>
+        <w:rPr>
+          <w:spacing w:val="-21"/>
+        </w:rPr>
+        <w:t xml:space="preserve"> </w:t>
+      </w:r>
+      <w:r>
+        <w:t>se</w:t>
+      </w:r>
+      <w:r>
+        <w:rPr>
+          <w:spacing w:val="-21"/>
+        </w:rPr>
+        <w:t xml:space="preserve"> </w:t>
+      </w:r>
+      <w:r>
+        <w:t>concierta</w:t>
+      </w:r>
+      <w:r>
+        <w:rPr>
+          <w:spacing w:val="-22"/>
+        </w:rPr>
+        <w:t xml:space="preserve"> </w:t>
+      </w:r>
+      <w:r>
+        <w:t>por</w:t>
+      </w:r>
+      <w:r>
+        <w:rPr>
+          <w:spacing w:val="-21"/>
+        </w:rPr>
+        <w:t xml:space="preserve"> </w:t>
+      </w:r>
+      <w:r>
+        <w:t>el</w:t>
+      </w:r>
+      <w:r>
+        <w:rPr>
+          <w:spacing w:val="-21"/>
+        </w:rPr>
+        <w:t xml:space="preserve"> </w:t>
+      </w:r>
+      <w:r>
+        <w:t>plazo</w:t>
+      </w:r>
+      <w:r>
+        <w:rPr>
+          <w:spacing w:val="-21"/>
+        </w:rPr>
+        <w:t xml:space="preserve"> </w:t>
+      </w:r>
+      <w:r>
         <w:t>de</w:t>
       </w:r>
       <w:r>
-        <w:t xml:space="preserve"> </w:t>
+        <w:rPr>
+          <w:spacing w:val="-21"/>
+        </w:rPr>
+        <w:t xml:space="preserve"> </w:t>
+      </w:r>
+      <w:r>
+        <w:rPr>
+          <w:b/>
+          <w:bCs/>
+          <w:spacing w:val="-21"/>
+        </w:rPr>
+        <w:t>{{</w:t>
+      </w:r>
+      <w:proofErr w:type="spellStart"/>
+      <w:r>
+        <w:rPr>
+          <w:b/>
+          <w:bCs/>
+          <w:spacing w:val="-21"/>
+        </w:rPr>
+        <w:t>nochesTexto</w:t>
+      </w:r>
+      <w:proofErr w:type="spellEnd"/>
+      <w:r>
+        <w:rPr>
+          <w:b/>
+          <w:bCs/>
+          <w:spacing w:val="-21"/>
+        </w:rPr>
+        <w:t>}}</w:t>
       </w:r>
       <w:r>
         <w:rPr>
           <w:rFonts w:ascii="Tahoma" w:hAnsi="Tahoma"/>
           <w:b/>
-          <w:spacing w:val="-8"/>
-        </w:rPr>
-        <w:t>{{titularNombre}}</w:t>
-      </w:r>
-      <w:r>
-        <w:rPr>
-          <w:spacing w:val="-10"/>
+          <w:spacing w:val="-17"/>
+        </w:rPr>
+        <w:t xml:space="preserve"> </w:t>
+      </w:r>
+      <w:r>
+        <w:rPr>
+          <w:rFonts w:ascii="Tahoma" w:hAnsi="Tahoma"/>
+          <w:b/>
+        </w:rPr>
+        <w:t>(</w:t>
+      </w:r>
+      <w:r>
+        <w:rPr>
+          <w:rFonts w:ascii="Tahoma" w:hAnsi="Tahoma"/>
+          <w:b/>
+        </w:rPr>
+        <w:t>{{</w:t>
+      </w:r>
+      <w:proofErr w:type="spellStart"/>
+      <w:r>
+        <w:rPr>
+          <w:rFonts w:ascii="Tahoma" w:hAnsi="Tahoma"/>
+          <w:b/>
+        </w:rPr>
+        <w:t>nochesNumero</w:t>
+      </w:r>
+      <w:proofErr w:type="spellEnd"/>
+      <w:r>
+        <w:rPr>
+          <w:rFonts w:ascii="Tahoma" w:hAnsi="Tahoma"/>
+          <w:b/>
+        </w:rPr>
+        <w:t>}}</w:t>
+      </w:r>
+      <w:r>
+        <w:rPr>
+          <w:rFonts w:ascii="Tahoma" w:hAnsi="Tahoma"/>
+          <w:b/>
+        </w:rPr>
+        <w:t>)</w:t>
+      </w:r>
+      <w:r>
+        <w:rPr>
+          <w:rFonts w:ascii="Tahoma" w:hAnsi="Tahoma"/>
+          <w:b/>
+          <w:spacing w:val="-18"/>
+        </w:rPr>
+        <w:t xml:space="preserve"> </w:t>
+      </w:r>
+      <w:r>
+        <w:rPr>
+          <w:rFonts w:ascii="Tahoma" w:hAnsi="Tahoma"/>
+          <w:b/>
+        </w:rPr>
+        <w:t>NOCHES</w:t>
+      </w:r>
+      <w:r>
+        <w:rPr>
+          <w:rFonts w:ascii="Tahoma" w:hAnsi="Tahoma"/>
+          <w:b/>
+          <w:spacing w:val="-18"/>
+        </w:rPr>
+        <w:t xml:space="preserve"> </w:t>
+      </w:r>
+      <w:r>
+        <w:t>y</w:t>
+      </w:r>
+      <w:r>
+        <w:rPr>
+          <w:spacing w:val="-21"/>
+        </w:rPr>
+        <w:t xml:space="preserve"> </w:t>
+      </w:r>
+      <w:r>
+        <w:rPr>
+          <w:b/>
+          <w:bCs/>
+          <w:spacing w:val="-21"/>
+        </w:rPr>
+        <w:t>{{</w:t>
+      </w:r>
+      <w:proofErr w:type="spellStart"/>
+      <w:r>
+        <w:rPr>
+          <w:b/>
+          <w:bCs/>
+          <w:spacing w:val="-21"/>
+        </w:rPr>
+        <w:t>diasTexto</w:t>
+      </w:r>
+      <w:proofErr w:type="spellEnd"/>
+      <w:r>
+        <w:rPr>
+          <w:b/>
+          <w:bCs/>
+          <w:spacing w:val="-21"/>
+        </w:rPr>
+        <w:t>}}</w:t>
+      </w:r>
+      <w:r>
+        <w:rPr>
+          <w:rFonts w:ascii="Tahoma" w:hAnsi="Tahoma"/>
+          <w:b/>
+          <w:spacing w:val="-17"/>
+        </w:rPr>
+        <w:t xml:space="preserve"> </w:t>
+      </w:r>
+      <w:r>
+        <w:rPr>
+          <w:rFonts w:ascii="Tahoma" w:hAnsi="Tahoma"/>
+          <w:b/>
+        </w:rPr>
+        <w:t>(</w:t>
+      </w:r>
+      <w:r>
+        <w:rPr>
+          <w:rFonts w:ascii="Tahoma" w:hAnsi="Tahoma"/>
+          <w:b/>
+        </w:rPr>
+        <w:t>{{</w:t>
+      </w:r>
+      <w:proofErr w:type="spellStart"/>
+      <w:r>
+        <w:rPr>
+          <w:rFonts w:ascii="Tahoma" w:hAnsi="Tahoma"/>
+          <w:b/>
+        </w:rPr>
+        <w:t>diasNumero</w:t>
+      </w:r>
+      <w:proofErr w:type="spellEnd"/>
+      <w:r>
+        <w:rPr>
+          <w:rFonts w:ascii="Tahoma" w:hAnsi="Tahoma"/>
+          <w:b/>
+        </w:rPr>
+        <w:t>}}</w:t>
+      </w:r>
+      <w:r>
+        <w:rPr>
+          <w:rFonts w:ascii="Tahoma" w:hAnsi="Tahoma"/>
+          <w:b/>
+        </w:rPr>
+        <w:t>) DIAS</w:t>
+      </w:r>
+      <w:r>
+        <w:rPr>
+          <w:spacing w:val="-4"/>
+        </w:rPr>
+        <w:t>,</w:t>
+      </w:r>
+      <w:r>
+        <w:rPr>
+          <w:spacing w:val="-17"/>
+        </w:rPr>
+        <w:t xml:space="preserve"> </w:t>
+      </w:r>
+      <w:r>
+        <w:rPr>
+          <w:spacing w:val="-4"/>
+        </w:rPr>
+        <w:t>desde</w:t>
+      </w:r>
+      <w:r>
+        <w:rPr>
+          <w:spacing w:val="-17"/>
+        </w:rPr>
+        <w:t xml:space="preserve"> </w:t>
+      </w:r>
+      <w:r>
+        <w:rPr>
+          <w:spacing w:val="-4"/>
+        </w:rPr>
+        <w:t>el</w:t>
+      </w:r>
+      <w:r>
+        <w:rPr>
+          <w:spacing w:val="-17"/>
+        </w:rPr>
+        <w:t xml:space="preserve"> </w:t>
+      </w:r>
+      <w:r>
+        <w:rPr>
+          <w:spacing w:val="-4"/>
+        </w:rPr>
+        <w:t>día</w:t>
+      </w:r>
+      <w:r>
+        <w:rPr>
+          <w:spacing w:val="-17"/>
+        </w:rPr>
+        <w:t xml:space="preserve"> </w:t>
+      </w:r>
+      <w:r>
+        <w:rPr>
+          <w:b/>
+          <w:bCs/>
+          <w:spacing w:val="-17"/>
+        </w:rPr>
+        <w:t>{{</w:t>
+      </w:r>
+      <w:proofErr w:type="spellStart"/>
+      <w:r>
+        <w:rPr>
+          <w:b/>
+          <w:bCs/>
+          <w:spacing w:val="-17"/>
+        </w:rPr>
+        <w:t>fechaLlegadaMini</w:t>
+      </w:r>
+      <w:proofErr w:type="spellEnd"/>
+      <w:r>
+        <w:rPr>
+          <w:b/>
+          <w:bCs/>
+          <w:spacing w:val="-17"/>
+        </w:rPr>
+        <w:t>}}</w:t>
+      </w:r>
+      <w:r>
+        <w:rPr>
+          <w:rFonts w:ascii="Tahoma" w:hAnsi="Tahoma"/>
+          <w:b/>
+          <w:spacing w:val="-4"/>
         </w:rPr>
         <w:t xml:space="preserve"> </w:t>
       </w:r>
@@ -629,54 +1558,16 @@
         <w:t>con</w:t>
       </w:r>
       <w:r>
-        <w:t xml:space="preserve"> </w:t>
-      </w:r>
-      <w:r>
-        <w:rPr>
-          <w:spacing w:val="-5"/>
-        </w:rPr>
-        <w:t>la</w:t>
-      </w:r>
-      <w:r>
-        <w:t xml:space="preserve"> </w:t>
-      </w:r>
-      <w:r>
-        <w:rPr>
-          <w:spacing w:val="-4"/>
-        </w:rPr>
-        <w:t>cédula</w:t>
-      </w:r>
-      <w:r>
-        <w:rPr>
-          <w:spacing w:val="-16"/>
-        </w:rPr>
-        <w:t xml:space="preserve"> </w:t>
-      </w:r>
-      <w:r>
-        <w:rPr>
-          <w:spacing w:val="-4"/>
-        </w:rPr>
-        <w:t>N°</w:t>
-      </w:r>
-      <w:r>
-        <w:rPr>
-          <w:spacing w:val="-16"/>
-        </w:rPr>
-        <w:t xml:space="preserve"> </w:t>
-      </w:r>
-      <w:r>
-        <w:rPr>
-          <w:b/>
-          <w:bCs/>
-          <w:spacing w:val="-16"/>
-        </w:rPr>
-        <w:t>{{titularCedula}}</w:t>
-      </w:r>
-      <w:r>
-        <w:rPr>
-          <w:spacing w:val="-4"/>
-        </w:rPr>
-        <w:t>.</w:t>
+        <w:rPr>
+          <w:spacing w:val="-18"/>
+        </w:rPr>
+        <w:t xml:space="preserve"> </w:t>
+      </w:r>
+      <w:r>
+        <w:rPr>
+          <w:spacing w:val="-4"/>
+        </w:rPr>
+        <w:t>hora</w:t>
       </w:r>
       <w:r>
         <w:rPr>
@@ -688,7 +1579,7 @@
         <w:rPr>
           <w:spacing w:val="-4"/>
         </w:rPr>
-        <w:t>De</w:t>
+        <w:t>aproximada</w:t>
       </w:r>
       <w:r>
         <w:rPr>
@@ -700,47 +1591,58 @@
         <w:rPr>
           <w:spacing w:val="-4"/>
         </w:rPr>
-        <w:t>llegar</w:t>
-      </w:r>
-      <w:r>
-        <w:rPr>
-          <w:spacing w:val="-14"/>
-        </w:rPr>
-        <w:t xml:space="preserve"> </w:t>
-      </w:r>
-      <w:r>
-        <w:rPr>
-          <w:spacing w:val="-4"/>
-        </w:rPr>
-        <w:t>a</w:t>
-      </w:r>
-      <w:r>
-        <w:rPr>
-          <w:spacing w:val="-16"/>
-        </w:rPr>
-        <w:t xml:space="preserve"> </w:t>
-      </w:r>
-      <w:r>
-        <w:rPr>
-          <w:spacing w:val="-4"/>
-        </w:rPr>
-        <w:t>un</w:t>
-      </w:r>
-      <w:r>
-        <w:rPr>
-          <w:spacing w:val="-16"/>
-        </w:rPr>
-        <w:t xml:space="preserve"> </w:t>
-      </w:r>
-      <w:r>
-        <w:rPr>
-          <w:spacing w:val="-4"/>
-        </w:rPr>
-        <w:t>acuerdo,</w:t>
-      </w:r>
-      <w:r>
-        <w:rPr>
-          <w:spacing w:val="-15"/>
+        <w:t xml:space="preserve">de llegada </w:t>
+      </w:r>
+      <w:r>
+        <w:rPr>
+          <w:b/>
+          <w:bCs/>
+          <w:spacing w:val="-4"/>
+          <w:u w:val="single"/>
+        </w:rPr>
+        <w:t>{{</w:t>
+      </w:r>
+      <w:proofErr w:type="spellStart"/>
+      <w:r>
+        <w:rPr>
+          <w:b/>
+          <w:bCs/>
+          <w:spacing w:val="-4"/>
+          <w:u w:val="single"/>
+        </w:rPr>
+        <w:t>horaLlegada</w:t>
+      </w:r>
+      <w:proofErr w:type="spellEnd"/>
+      <w:r>
+        <w:rPr>
+          <w:b/>
+          <w:bCs/>
+          <w:spacing w:val="-4"/>
+          <w:u w:val="single"/>
+        </w:rPr>
+        <w:t>}}</w:t>
+      </w:r>
+      <w:r>
+        <w:rPr>
+          <w:spacing w:val="-4"/>
+        </w:rPr>
+        <w:t>,</w:t>
+      </w:r>
+      <w:r>
+        <w:rPr>
+          <w:spacing w:val="-17"/>
+        </w:rPr>
+        <w:t xml:space="preserve"> </w:t>
+      </w:r>
+      <w:r>
+        <w:rPr>
+          <w:spacing w:val="-4"/>
+        </w:rPr>
+        <w:t>hasta</w:t>
+      </w:r>
+      <w:r>
+        <w:rPr>
+          <w:spacing w:val="-17"/>
         </w:rPr>
         <w:t xml:space="preserve"> </w:t>
       </w:r>
@@ -752,657 +1654,55 @@
       </w:r>
       <w:r>
         <w:rPr>
-          <w:spacing w:val="-13"/>
-        </w:rPr>
-        <w:t xml:space="preserve"> </w:t>
-      </w:r>
-      <w:r>
-        <w:rPr>
-          <w:spacing w:val="-4"/>
-        </w:rPr>
-        <w:t>valor</w:t>
-      </w:r>
-      <w:r>
-        <w:rPr>
-          <w:spacing w:val="-16"/>
-        </w:rPr>
-        <w:t xml:space="preserve"> </w:t>
-      </w:r>
-      <w:r>
-        <w:rPr>
-          <w:spacing w:val="-4"/>
-        </w:rPr>
-        <w:t>restante</w:t>
-      </w:r>
-      <w:r>
-        <w:rPr>
-          <w:spacing w:val="-16"/>
-        </w:rPr>
-        <w:t xml:space="preserve"> </w:t>
-      </w:r>
-      <w:r>
-        <w:rPr>
-          <w:spacing w:val="-4"/>
-        </w:rPr>
-        <w:t>deberá</w:t>
-      </w:r>
-      <w:r>
-        <w:rPr>
-          <w:spacing w:val="-16"/>
-        </w:rPr>
-        <w:t xml:space="preserve"> </w:t>
-      </w:r>
-      <w:r>
-        <w:rPr>
-          <w:spacing w:val="-4"/>
-        </w:rPr>
-        <w:t xml:space="preserve">ser </w:t>
-      </w:r>
-      <w:r>
-        <w:t>pagado</w:t>
-      </w:r>
-      <w:r>
-        <w:rPr>
-          <w:spacing w:val="-22"/>
-        </w:rPr>
-        <w:t xml:space="preserve"> </w:t>
-      </w:r>
-      <w:r>
-        <w:t>al</w:t>
-      </w:r>
-      <w:r>
-        <w:rPr>
-          <w:spacing w:val="-21"/>
-        </w:rPr>
-        <w:t xml:space="preserve"> </w:t>
-      </w:r>
-      <w:r>
-        <w:t>momento</w:t>
-      </w:r>
-      <w:r>
-        <w:rPr>
-          <w:spacing w:val="-21"/>
-        </w:rPr>
-        <w:t xml:space="preserve"> </w:t>
-      </w:r>
-      <w:r>
-        <w:t>de</w:t>
-      </w:r>
-      <w:r>
-        <w:rPr>
-          <w:spacing w:val="-21"/>
-        </w:rPr>
-        <w:t xml:space="preserve"> </w:t>
-      </w:r>
-      <w:r>
-        <w:t>la</w:t>
-      </w:r>
-      <w:r>
-        <w:rPr>
-          <w:spacing w:val="-21"/>
-        </w:rPr>
-        <w:t xml:space="preserve"> </w:t>
-      </w:r>
-      <w:r>
-        <w:t>entrega</w:t>
-      </w:r>
-      <w:r>
-        <w:rPr>
-          <w:spacing w:val="-21"/>
-        </w:rPr>
-        <w:t xml:space="preserve"> </w:t>
-      </w:r>
-      <w:r>
-        <w:t>material</w:t>
-      </w:r>
-      <w:r>
-        <w:rPr>
-          <w:spacing w:val="-20"/>
-        </w:rPr>
-        <w:t xml:space="preserve"> </w:t>
-      </w:r>
-      <w:r>
-        <w:t>de</w:t>
-      </w:r>
-      <w:r>
-        <w:rPr>
-          <w:spacing w:val="-21"/>
-        </w:rPr>
-        <w:t xml:space="preserve"> </w:t>
-      </w:r>
-      <w:r>
-        <w:t>la</w:t>
-      </w:r>
-      <w:r>
-        <w:rPr>
-          <w:spacing w:val="-21"/>
-        </w:rPr>
-        <w:t xml:space="preserve"> </w:t>
-      </w:r>
-      <w:r>
-        <w:t>quinta</w:t>
-      </w:r>
-      <w:r>
-        <w:rPr>
-          <w:spacing w:val="-20"/>
-        </w:rPr>
-        <w:t xml:space="preserve"> </w:t>
-      </w:r>
-      <w:r>
-        <w:t>(finca),</w:t>
-      </w:r>
-      <w:r>
-        <w:rPr>
-          <w:spacing w:val="-22"/>
-        </w:rPr>
-        <w:t xml:space="preserve"> </w:t>
-      </w:r>
-      <w:r>
-        <w:t xml:space="preserve">incluyendo el valor de aseo y depósito, con arreglo a las condiciones generales y </w:t>
-      </w:r>
-      <w:r>
-        <w:rPr>
-          <w:spacing w:val="-4"/>
-        </w:rPr>
-        <w:t>particulares</w:t>
-      </w:r>
-      <w:r>
-        <w:rPr>
-          <w:spacing w:val="-11"/>
-        </w:rPr>
-        <w:t xml:space="preserve"> </w:t>
-      </w:r>
-      <w:r>
-        <w:rPr>
-          <w:spacing w:val="-4"/>
-        </w:rPr>
-        <w:t>insertas</w:t>
-      </w:r>
-      <w:r>
-        <w:rPr>
-          <w:spacing w:val="-11"/>
-        </w:rPr>
-        <w:t xml:space="preserve"> </w:t>
-      </w:r>
-      <w:r>
-        <w:rPr>
-          <w:spacing w:val="-4"/>
-        </w:rPr>
-        <w:t>en</w:t>
-      </w:r>
-      <w:r>
-        <w:t xml:space="preserve"> </w:t>
-      </w:r>
-      <w:r>
-        <w:rPr>
-          <w:spacing w:val="-4"/>
-        </w:rPr>
-        <w:t>este</w:t>
-      </w:r>
-      <w:r>
-        <w:rPr>
-          <w:spacing w:val="-11"/>
-        </w:rPr>
-        <w:t xml:space="preserve"> </w:t>
-      </w:r>
-      <w:r>
-        <w:rPr>
-          <w:spacing w:val="-4"/>
-        </w:rPr>
-        <w:t>documento,</w:t>
-      </w:r>
-      <w:r>
-        <w:t xml:space="preserve"> </w:t>
-      </w:r>
-      <w:r>
-        <w:rPr>
-          <w:spacing w:val="-4"/>
-        </w:rPr>
-        <w:t>y</w:t>
-      </w:r>
-      <w:r>
-        <w:rPr>
-          <w:spacing w:val="-14"/>
-        </w:rPr>
-        <w:t xml:space="preserve"> </w:t>
-      </w:r>
-      <w:r>
-        <w:rPr>
-          <w:spacing w:val="-4"/>
-        </w:rPr>
-        <w:t>que</w:t>
-      </w:r>
-      <w:r>
-        <w:rPr>
-          <w:spacing w:val="-11"/>
-        </w:rPr>
-        <w:t xml:space="preserve"> </w:t>
-      </w:r>
-      <w:r>
-        <w:rPr>
-          <w:spacing w:val="-4"/>
-        </w:rPr>
-        <w:t>son</w:t>
-      </w:r>
-      <w:r>
-        <w:rPr>
-          <w:spacing w:val="-15"/>
-        </w:rPr>
-        <w:t xml:space="preserve"> </w:t>
-      </w:r>
-      <w:r>
-        <w:rPr>
-          <w:spacing w:val="-4"/>
-        </w:rPr>
-        <w:t>las</w:t>
-      </w:r>
-      <w:r>
-        <w:rPr>
-          <w:spacing w:val="-11"/>
-        </w:rPr>
-        <w:t xml:space="preserve"> </w:t>
-      </w:r>
-      <w:r>
-        <w:rPr>
-          <w:spacing w:val="-4"/>
-        </w:rPr>
-        <w:t>siguientes:</w:t>
-      </w:r>
-    </w:p>
-    <w:p>
-      <w:pPr>
-        <w:ind w:left="550"/>
+          <w:spacing w:val="-17"/>
+        </w:rPr>
+        <w:t xml:space="preserve"> </w:t>
+      </w:r>
+      <w:r>
+        <w:rPr>
+          <w:spacing w:val="-4"/>
+        </w:rPr>
+        <w:t>día</w:t>
+      </w:r>
+      <w:r>
         <w:rPr>
           <w:rFonts w:ascii="Tahoma" w:hAnsi="Tahoma"/>
           <w:b/>
-        </w:rPr>
-      </w:pPr>
-    </w:p>
-    <w:p>
-      <w:pPr>
-        <w:ind w:left="550"/>
-      </w:pPr>
-    </w:p>
-    <w:p>
-      <w:pPr>
-        <w:ind w:left="550"/>
-      </w:pPr>
+          <w:spacing w:val="-4"/>
+        </w:rPr>
+        <w:t xml:space="preserve"> </w:t>
+      </w:r>
       <w:r>
         <w:rPr>
           <w:rFonts w:ascii="Tahoma" w:hAnsi="Tahoma"/>
           <w:b/>
-        </w:rPr>
-        <w:t>PRIMERA.</w:t>
-      </w:r>
+          <w:bCs/>
+          <w:spacing w:val="-4"/>
+          <w:u w:val="single"/>
+        </w:rPr>
+        <w:t>{{</w:t>
+      </w:r>
+      <w:proofErr w:type="spellStart"/>
       <w:r>
         <w:rPr>
           <w:rFonts w:ascii="Tahoma" w:hAnsi="Tahoma"/>
           <w:b/>
-          <w:spacing w:val="-18"/>
-        </w:rPr>
-        <w:t xml:space="preserve"> </w:t>
-      </w:r>
-      <w:r>
-        <w:t>-</w:t>
-      </w:r>
-      <w:r>
-        <w:rPr>
-          <w:spacing w:val="-21"/>
-        </w:rPr>
-        <w:t xml:space="preserve"> </w:t>
-      </w:r>
-      <w:r>
-        <w:t>El</w:t>
-      </w:r>
-      <w:r>
-        <w:rPr>
-          <w:spacing w:val="-21"/>
-        </w:rPr>
-        <w:t xml:space="preserve"> </w:t>
-      </w:r>
-      <w:r>
-        <w:t>alojamiento</w:t>
-      </w:r>
-      <w:r>
-        <w:rPr>
-          <w:spacing w:val="-21"/>
-        </w:rPr>
-        <w:t xml:space="preserve"> </w:t>
-      </w:r>
-      <w:r>
-        <w:t>se</w:t>
-      </w:r>
-      <w:r>
-        <w:rPr>
-          <w:spacing w:val="-21"/>
-        </w:rPr>
-        <w:t xml:space="preserve"> </w:t>
-      </w:r>
-      <w:r>
-        <w:t>concierta</w:t>
-      </w:r>
-      <w:r>
-        <w:rPr>
-          <w:spacing w:val="-22"/>
-        </w:rPr>
-        <w:t xml:space="preserve"> </w:t>
-      </w:r>
-      <w:r>
-        <w:t>por</w:t>
-      </w:r>
-      <w:r>
-        <w:rPr>
-          <w:spacing w:val="-21"/>
-        </w:rPr>
-        <w:t xml:space="preserve"> </w:t>
-      </w:r>
-      <w:r>
-        <w:t>el</w:t>
-      </w:r>
-      <w:r>
-        <w:rPr>
-          <w:spacing w:val="-21"/>
-        </w:rPr>
-        <w:t xml:space="preserve"> </w:t>
-      </w:r>
-      <w:r>
-        <w:t>plazo</w:t>
-      </w:r>
-      <w:r>
-        <w:rPr>
-          <w:spacing w:val="-21"/>
-        </w:rPr>
-        <w:t xml:space="preserve"> </w:t>
-      </w:r>
-      <w:r>
-        <w:t>de</w:t>
-      </w:r>
-      <w:r>
-        <w:rPr>
-          <w:spacing w:val="-21"/>
-        </w:rPr>
-        <w:t xml:space="preserve"> </w:t>
-      </w:r>
-      <w:r>
-        <w:rPr>
-          <w:b/>
-          <w:bCs/>
-          <w:spacing w:val="-21"/>
-        </w:rPr>
-        <w:t>{{nochesTexto}}</w:t>
-      </w:r>
+          <w:bCs/>
+          <w:spacing w:val="-4"/>
+          <w:u w:val="single"/>
+        </w:rPr>
+        <w:t>fechaSalidaMini</w:t>
+      </w:r>
+      <w:proofErr w:type="spellEnd"/>
       <w:r>
         <w:rPr>
           <w:rFonts w:ascii="Tahoma" w:hAnsi="Tahoma"/>
           <w:b/>
-          <w:spacing w:val="-17"/>
-        </w:rPr>
-        <w:t xml:space="preserve"> </w:t>
-      </w:r>
-      <w:r>
-        <w:rPr>
-          <w:rFonts w:ascii="Tahoma" w:hAnsi="Tahoma"/>
-          <w:b/>
-        </w:rPr>
-        <w:t>(</w:t>
-      </w:r>
-      <w:r>
-        <w:rPr>
-          <w:rFonts w:ascii="Tahoma" w:hAnsi="Tahoma"/>
-          <w:b/>
-        </w:rPr>
-        <w:t>{{nochesNumero}}</w:t>
-      </w:r>
-      <w:r>
-        <w:rPr>
-          <w:rFonts w:ascii="Tahoma" w:hAnsi="Tahoma"/>
-          <w:b/>
-        </w:rPr>
-        <w:t>)</w:t>
-      </w:r>
-      <w:r>
-        <w:rPr>
-          <w:rFonts w:ascii="Tahoma" w:hAnsi="Tahoma"/>
-          <w:b/>
-          <w:spacing w:val="-18"/>
-        </w:rPr>
-        <w:t xml:space="preserve"> </w:t>
-      </w:r>
-      <w:r>
-        <w:rPr>
-          <w:rFonts w:ascii="Tahoma" w:hAnsi="Tahoma"/>
-          <w:b/>
-        </w:rPr>
-        <w:t>NOCHES</w:t>
-      </w:r>
-      <w:r>
-        <w:rPr>
-          <w:rFonts w:ascii="Tahoma" w:hAnsi="Tahoma"/>
-          <w:b/>
-          <w:spacing w:val="-18"/>
-        </w:rPr>
-        <w:t xml:space="preserve"> </w:t>
-      </w:r>
-      <w:r>
-        <w:t>y</w:t>
-      </w:r>
-      <w:r>
-        <w:rPr>
-          <w:spacing w:val="-21"/>
-        </w:rPr>
-        <w:t xml:space="preserve"> </w:t>
-      </w:r>
-      <w:r>
-        <w:rPr>
-          <w:b/>
-          <w:bCs/>
-          <w:spacing w:val="-21"/>
-        </w:rPr>
-        <w:t>{{diasTexto}}</w:t>
-      </w:r>
-      <w:r>
-        <w:rPr>
-          <w:rFonts w:ascii="Tahoma" w:hAnsi="Tahoma"/>
-          <w:b/>
-          <w:spacing w:val="-17"/>
-        </w:rPr>
-        <w:t xml:space="preserve"> </w:t>
-      </w:r>
-      <w:r>
-        <w:rPr>
-          <w:rFonts w:ascii="Tahoma" w:hAnsi="Tahoma"/>
-          <w:b/>
-        </w:rPr>
-        <w:t>(</w:t>
-      </w:r>
-      <w:r>
-        <w:rPr>
-          <w:rFonts w:ascii="Tahoma" w:hAnsi="Tahoma"/>
-          <w:b/>
-        </w:rPr>
-        <w:t>{{diasNumero}}</w:t>
-      </w:r>
-      <w:r>
-        <w:rPr>
-          <w:rFonts w:ascii="Tahoma" w:hAnsi="Tahoma"/>
-          <w:b/>
-        </w:rPr>
-        <w:t>) DIAS</w:t>
-      </w:r>
-      <w:r>
-        <w:rPr>
-          <w:spacing w:val="-4"/>
-        </w:rPr>
-        <w:t>,</w:t>
-      </w:r>
-      <w:r>
-        <w:rPr>
-          <w:spacing w:val="-17"/>
-        </w:rPr>
-        <w:t xml:space="preserve"> </w:t>
-      </w:r>
-      <w:r>
-        <w:rPr>
-          <w:spacing w:val="-4"/>
-        </w:rPr>
-        <w:t>desde</w:t>
-      </w:r>
-      <w:r>
-        <w:rPr>
-          <w:spacing w:val="-17"/>
-        </w:rPr>
-        <w:t xml:space="preserve"> </w:t>
-      </w:r>
-      <w:r>
-        <w:rPr>
-          <w:spacing w:val="-4"/>
-        </w:rPr>
-        <w:t>el</w:t>
-      </w:r>
-      <w:r>
-        <w:rPr>
-          <w:spacing w:val="-17"/>
-        </w:rPr>
-        <w:t xml:space="preserve"> </w:t>
-      </w:r>
-      <w:r>
-        <w:rPr>
-          <w:spacing w:val="-4"/>
-        </w:rPr>
-        <w:t>día</w:t>
-      </w:r>
-      <w:r>
-        <w:rPr>
-          <w:spacing w:val="-17"/>
-        </w:rPr>
-        <w:t xml:space="preserve"> </w:t>
-      </w:r>
-      <w:r>
-        <w:rPr>
-          <w:b/>
-          <w:bCs/>
-          <w:spacing w:val="-17"/>
-        </w:rPr>
-        <w:t>{{fechaLlegadaMini}}</w:t>
-      </w:r>
-      <w:r>
-        <w:rPr>
-          <w:rFonts w:ascii="Tahoma" w:hAnsi="Tahoma"/>
-          <w:b/>
-          <w:spacing w:val="-4"/>
-        </w:rPr>
-        <w:t xml:space="preserve"> </w:t>
-      </w:r>
-      <w:r>
-        <w:rPr>
-          <w:spacing w:val="-4"/>
-        </w:rPr>
-        <w:t>con</w:t>
-      </w:r>
-      <w:r>
-        <w:rPr>
-          <w:spacing w:val="-18"/>
-        </w:rPr>
-        <w:t xml:space="preserve"> </w:t>
-      </w:r>
-      <w:r>
-        <w:rPr>
-          <w:spacing w:val="-4"/>
-        </w:rPr>
-        <w:t>hora</w:t>
-      </w:r>
-      <w:r>
-        <w:rPr>
-          <w:spacing w:val="-17"/>
-        </w:rPr>
-        <w:t xml:space="preserve"> </w:t>
-      </w:r>
-      <w:r>
-        <w:rPr>
-          <w:spacing w:val="-4"/>
-        </w:rPr>
-        <w:t>aproximada</w:t>
-      </w:r>
-      <w:r>
-        <w:rPr>
-          <w:spacing w:val="-17"/>
-        </w:rPr>
-        <w:t xml:space="preserve"> </w:t>
-      </w:r>
-      <w:r>
-        <w:rPr>
-          <w:spacing w:val="-4"/>
-        </w:rPr>
-        <w:t xml:space="preserve">de llegada </w:t>
-      </w:r>
-      <w:r>
-        <w:rPr>
-          <w:b/>
           <w:bCs/>
           <w:spacing w:val="-4"/>
           <w:u w:val="single"/>
         </w:rPr>
-        <w:t>{{horaLlegada}}</w:t>
-      </w:r>
-      <w:r>
-        <w:rPr>
-          <w:spacing w:val="-4"/>
-        </w:rPr>
-        <w:t>,</w:t>
-      </w:r>
-      <w:r>
-        <w:rPr>
-          <w:spacing w:val="-17"/>
-        </w:rPr>
-        <w:t xml:space="preserve"> </w:t>
-      </w:r>
-      <w:r>
-        <w:rPr>
-          <w:spacing w:val="-4"/>
-        </w:rPr>
-        <w:t>hasta</w:t>
-      </w:r>
-      <w:r>
-        <w:rPr>
-          <w:spacing w:val="-17"/>
-        </w:rPr>
-        <w:t xml:space="preserve"> </w:t>
-      </w:r>
-      <w:r>
-        <w:rPr>
-          <w:spacing w:val="-4"/>
-        </w:rPr>
-        <w:t>el</w:t>
-      </w:r>
-      <w:r>
-        <w:rPr>
-          <w:spacing w:val="-17"/>
-        </w:rPr>
-        <w:t xml:space="preserve"> </w:t>
-      </w:r>
-      <w:r>
-        <w:rPr>
-          <w:spacing w:val="-4"/>
-        </w:rPr>
-        <w:t>día</w:t>
-      </w:r>
-      <w:r>
-        <w:rPr>
-          <w:rFonts w:ascii="Tahoma" w:hAnsi="Tahoma"/>
-          <w:b/>
-          <w:spacing w:val="-4"/>
-        </w:rPr>
-        <w:t xml:space="preserve"> </w:t>
-      </w:r>
-      <w:r>
-        <w:rPr>
-          <w:rFonts w:ascii="Tahoma" w:hAnsi="Tahoma"/>
-          <w:b/>
-          <w:bCs/>
-          <w:spacing w:val="-4"/>
-          <w:u w:val="single"/>
-        </w:rPr>
-        <w:t>{{fechaSalidaMini}}</w:t>
+        <w:t>}}</w:t>
       </w:r>
       <w:r>
         <w:rPr>
@@ -1471,73 +1771,9 @@
           <w:spacing w:val="-18"/>
           <w:u w:val="single"/>
         </w:rPr>
-        <w:t>{{horaSalida}}</w:t>
-      </w:r>
-      <w:r>
-        <w:rPr>
-          <w:spacing w:val="-18"/>
-        </w:rPr>
-        <w:t>.</w:t>
-      </w:r>
-      <w:r>
-        <w:rPr>
-          <w:spacing w:val="-19"/>
-        </w:rPr>
-        <w:t xml:space="preserve"> </w:t>
-      </w:r>
-      <w:r>
-        <w:rPr>
-          <w:b/>
-        </w:rPr>
-        <w:t xml:space="preserve"> </w:t>
-      </w:r>
-      <w:r>
-        <w:t xml:space="preserve"> </w:t>
-      </w:r>
-    </w:p>
-    <w:p>
-      <w:pPr>
-        <w:ind w:left="550"/>
-      </w:pPr>
-      <w:r>
-        <w:rPr>
-          <w:b/>
-        </w:rPr>
-        <w:t>SEGUNDA.</w:t>
-      </w:r>
-      <w:r>
-        <w:t xml:space="preserve"> - El mencionado alojamiento tendrá lugar en la propiedad denominada Finca </w:t>
-      </w:r>
-      <w:r>
-        <w:rPr>
-          <w:b/>
-        </w:rPr>
-        <w:t>{{nombreFinca}}</w:t>
-      </w:r>
-    </w:p>
-    <w:p>
-      <w:pPr>
-        <w:ind w:left="550"/>
-      </w:pPr>
-      <w:r>
-        <w:t xml:space="preserve">  </w:t>
-      </w:r>
-    </w:p>
-    <w:p>
-      <w:pPr>
-        <w:ind w:left="550"/>
-      </w:pPr>
-      <w:r>
-        <w:t xml:space="preserve"> </w:t>
-      </w:r>
-    </w:p>
-    <w:p>
-      <w:pPr>
-        <w:ind w:left="550"/>
-      </w:pPr>
-      <w:r>
-        <w:t xml:space="preserve">La finca cuenta con la siguiente distribución siendo la capacidad máxima de dicho lugar para </w:t>
-      </w:r>
+        <w:t>{{</w:t>
+      </w:r>
+      <w:proofErr w:type="spellStart"/>
       <w:r>
         <w:rPr>
           <w:b/>
@@ -1545,8 +1781,9 @@
           <w:spacing w:val="-18"/>
           <w:u w:val="single"/>
         </w:rPr>
-        <w:t>{{</w:t>
-      </w:r>
+        <w:t>horaSalida</w:t>
+      </w:r>
+      <w:proofErr w:type="spellEnd"/>
       <w:r>
         <w:rPr>
           <w:b/>
@@ -1554,7 +1791,78 @@
           <w:spacing w:val="-18"/>
           <w:u w:val="single"/>
         </w:rPr>
-        <w:t>capacidad</w:t>
+        <w:t>}}</w:t>
+      </w:r>
+      <w:r>
+        <w:rPr>
+          <w:spacing w:val="-18"/>
+        </w:rPr>
+        <w:t>.</w:t>
+      </w:r>
+      <w:r>
+        <w:rPr>
+          <w:spacing w:val="-19"/>
+        </w:rPr>
+        <w:t xml:space="preserve"> </w:t>
+      </w:r>
+      <w:r>
+        <w:rPr>
+          <w:b/>
+        </w:rPr>
+        <w:t xml:space="preserve"> </w:t>
+      </w:r>
+      <w:r>
+        <w:t xml:space="preserve"> </w:t>
+      </w:r>
+    </w:p>
+    <w:p>
+      <w:pPr>
+        <w:ind w:left="550"/>
+      </w:pPr>
+      <w:r>
+        <w:rPr>
+          <w:b/>
+        </w:rPr>
+        <w:t>SEGUNDA.</w:t>
+      </w:r>
+      <w:r>
+        <w:t xml:space="preserve"> - El mencionado alojamiento tendrá lugar en la propiedad denominada Finca </w:t>
+      </w:r>
+      <w:r>
+        <w:rPr>
+          <w:b/>
+        </w:rPr>
+        <w:t>{{</w:t>
+      </w:r>
+      <w:proofErr w:type="spellStart"/>
+      <w:r>
+        <w:rPr>
+          <w:b/>
+        </w:rPr>
+        <w:t>nombreFinca</w:t>
+      </w:r>
+      <w:proofErr w:type="spellEnd"/>
+      <w:r>
+        <w:rPr>
+          <w:b/>
+        </w:rPr>
+        <w:t>}}</w:t>
+      </w:r>
+    </w:p>
+    <w:p>
+      <w:pPr>
+        <w:ind w:left="550"/>
+      </w:pPr>
+      <w:r>
+        <w:t xml:space="preserve"> </w:t>
+      </w:r>
+    </w:p>
+    <w:p>
+      <w:pPr>
+        <w:ind w:left="550"/>
+      </w:pPr>
+      <w:r>
+        <w:t xml:space="preserve">La finca cuenta con la siguiente distribución siendo la capacidad máxima de dicho lugar para </w:t>
       </w:r>
       <w:r>
         <w:rPr>
@@ -1563,6 +1871,24 @@
           <w:spacing w:val="-18"/>
           <w:u w:val="single"/>
         </w:rPr>
+        <w:t>{{</w:t>
+      </w:r>
+      <w:r>
+        <w:rPr>
+          <w:b/>
+          <w:bCs/>
+          <w:spacing w:val="-18"/>
+          <w:u w:val="single"/>
+        </w:rPr>
+        <w:t>capacidad</w:t>
+      </w:r>
+      <w:r>
+        <w:rPr>
+          <w:b/>
+          <w:bCs/>
+          <w:spacing w:val="-18"/>
+          <w:u w:val="single"/>
+        </w:rPr>
         <w:t>}}</w:t>
       </w:r>
       <w:r>
@@ -1595,108 +1921,38 @@
         <w:ind w:left="550"/>
       </w:pPr>
       <w:r>
+        <w:t xml:space="preserve"> </w:t>
+      </w:r>
+    </w:p>
+    <w:p>
+      <w:pPr>
+        <w:ind w:left="550"/>
+      </w:pPr>
+      <w:r>
+        <w:t xml:space="preserve"> </w:t>
+      </w:r>
+    </w:p>
+    <w:p>
+      <w:pPr>
+        <w:ind w:left="550"/>
+      </w:pPr>
+      <w:r>
         <w:lastRenderedPageBreak/>
-        <w:t xml:space="preserve"> </w:t>
-      </w:r>
-    </w:p>
-    <w:p>
-      <w:pPr>
-        <w:ind w:left="550"/>
-      </w:pPr>
-      <w:r>
-        <w:t xml:space="preserve"> </w:t>
-      </w:r>
-    </w:p>
-    <w:p>
-      <w:pPr>
-        <w:ind w:left="550"/>
-      </w:pPr>
-      <w:r>
-        <w:t>{{caracteristicasDeFinca}}</w:t>
-      </w:r>
-    </w:p>
-    <w:p>
-      <w:pPr>
-        <w:ind w:left="550"/>
-      </w:pPr>
-      <w:r>
-        <w:t/>
-      </w:r>
-    </w:p>
-    <w:p>
-      <w:pPr>
-        <w:ind w:left="550"/>
-      </w:pPr>
-      <w:r>
-        <w:t/>
-      </w:r>
-    </w:p>
-    <w:p>
-      <w:pPr>
-        <w:ind w:left="550"/>
-      </w:pPr>
-      <w:r>
-        <w:t/>
-      </w:r>
-    </w:p>
-    <w:p>
-      <w:pPr>
-        <w:ind w:left="550"/>
-      </w:pPr>
-      <w:r>
-        <w:t/>
-      </w:r>
-    </w:p>
-    <w:p>
-      <w:pPr>
-        <w:ind w:left="550"/>
-      </w:pPr>
-      <w:r>
-        <w:t/>
-      </w:r>
-    </w:p>
-    <w:p>
-      <w:pPr>
-        <w:ind w:left="550"/>
-      </w:pPr>
-      <w:r>
-        <w:t/>
-      </w:r>
-    </w:p>
-    <w:p>
-      <w:pPr>
-        <w:ind w:left="550"/>
-      </w:pPr>
-      <w:r>
-        <w:t/>
-      </w:r>
-    </w:p>
-    <w:p>
-      <w:pPr>
-        <w:ind w:left="550"/>
-      </w:pPr>
-      <w:r>
-        <w:t/>
-      </w:r>
-    </w:p>
-    <w:p>
-      <w:pPr>
-        <w:ind w:left="550"/>
-      </w:pPr>
-      <w:r>
-        <w:t/>
-      </w:r>
-    </w:p>
-    <w:p>
-      <w:pPr>
-        <w:ind w:left="550"/>
-      </w:pPr>
-      <w:r>
-        <w:t/>
-      </w:r>
-      <w:r>
-        <w:t xml:space="preserve"> </w:t>
-      </w:r>
+        <w:t>{{</w:t>
+      </w:r>
+      <w:proofErr w:type="spellStart"/>
+      <w:r>
+        <w:t>caracteristicasDeFinca</w:t>
+      </w:r>
+      <w:proofErr w:type="spellEnd"/>
+      <w:r>
+        <w:t>}}</w:t>
+      </w:r>
+    </w:p>
+    <w:p>
+      <w:pPr>
+        <w:ind w:left="0" w:firstLine="0"/>
+      </w:pPr>
     </w:p>
     <w:p>
       <w:pPr>
@@ -1730,146 +1986,215 @@
     </w:p>
     <w:p>
       <w:pPr>
-        <w:pStyle w:val="Prrafodelista"/>
+        <w:pStyle w:val="ListParagraph"/>
         <w:numPr>
           <w:ilvl w:val="0"/>
           <w:numId w:val="2"/>
         </w:numPr>
       </w:pPr>
-    </w:p>
-    <w:p>
-      <w:pPr>
-        <w:pStyle w:val="Prrafodelista"/>
+      <w:r>
+        <w:t xml:space="preserve">La entrega del alojamiento y ropas de cama de este en las debidas condiciones de limpieza (no incluye toalla)  </w:t>
+      </w:r>
+    </w:p>
+    <w:p>
+      <w:pPr>
+        <w:pStyle w:val="ListParagraph"/>
         <w:numPr>
           <w:ilvl w:val="0"/>
           <w:numId w:val="2"/>
         </w:numPr>
       </w:pPr>
       <w:r>
-        <w:t xml:space="preserve">La entrega del alojamiento y ropas de cama de este en las debidas condiciones de limpieza (no incluye toalla)  </w:t>
-      </w:r>
-    </w:p>
-    <w:p>
-      <w:pPr>
-        <w:pStyle w:val="Prrafodelista"/>
+        <w:t xml:space="preserve">Los implementos de aseo como lo es el papel higiénico y jabón pequeño serán suministrados por la quinta, y se deberá pagar una suma de </w:t>
+      </w:r>
+      <w:r>
+        <w:rPr>
+          <w:b/>
+          <w:bCs/>
+          <w:spacing w:val="-18"/>
+          <w:u w:val="single"/>
+        </w:rPr>
+        <w:t>{{</w:t>
+      </w:r>
+      <w:proofErr w:type="spellStart"/>
+      <w:r>
+        <w:rPr>
+          <w:b/>
+          <w:bCs/>
+          <w:spacing w:val="-18"/>
+          <w:u w:val="single"/>
+        </w:rPr>
+        <w:t>aseofinal</w:t>
+      </w:r>
+      <w:proofErr w:type="spellEnd"/>
+      <w:r>
+        <w:rPr>
+          <w:b/>
+          <w:bCs/>
+          <w:spacing w:val="-18"/>
+          <w:u w:val="single"/>
+        </w:rPr>
+        <w:t>}}</w:t>
+      </w:r>
+      <w:r>
+        <w:rPr>
+          <w:spacing w:val="-18"/>
+        </w:rPr>
+        <w:t>.</w:t>
+      </w:r>
+      <w:r>
+        <w:rPr>
+          <w:spacing w:val="-19"/>
+        </w:rPr>
+        <w:t xml:space="preserve"> </w:t>
+      </w:r>
+      <w:r>
+        <w:rPr>
+          <w:b/>
+        </w:rPr>
+        <w:t xml:space="preserve"> </w:t>
+      </w:r>
+      <w:r>
+        <w:rPr>
+          <w:b/>
+        </w:rPr>
+        <w:t>por el valor de aseo</w:t>
+      </w:r>
+      <w:r>
+        <w:t xml:space="preserve">, esto, para el aseo final después de que los huéspedes salen de la propiedad.  </w:t>
+      </w:r>
+    </w:p>
+    <w:p>
+      <w:pPr>
+        <w:pStyle w:val="ListParagraph"/>
         <w:numPr>
           <w:ilvl w:val="0"/>
           <w:numId w:val="2"/>
         </w:numPr>
       </w:pPr>
       <w:r>
-        <w:t xml:space="preserve">Los implementos de aseo como lo es el papel higiénico y jabón pequeño serán suministrados por la quinta, y se deberá pagar una suma de noventa mil pesos </w:t>
-      </w:r>
-      <w:r>
-        <w:rPr>
-          <w:b/>
-          <w:bCs/>
-          <w:spacing w:val="-18"/>
-          <w:u w:val="single"/>
-        </w:rPr>
-        <w:t>{{</w:t>
-      </w:r>
-      <w:r>
-        <w:rPr>
-          <w:b/>
-          <w:bCs/>
-          <w:spacing w:val="-18"/>
-          <w:u w:val="single"/>
-        </w:rPr>
-        <w:t>aseofinal</w:t>
-      </w:r>
-      <w:r>
-        <w:rPr>
-          <w:b/>
-          <w:bCs/>
-          <w:spacing w:val="-18"/>
-          <w:u w:val="single"/>
-        </w:rPr>
-        <w:t>}}</w:t>
-      </w:r>
-      <w:r>
-        <w:rPr>
-          <w:spacing w:val="-18"/>
-        </w:rPr>
-        <w:t>.</w:t>
-      </w:r>
-      <w:r>
-        <w:rPr>
-          <w:spacing w:val="-19"/>
-        </w:rPr>
-        <w:t xml:space="preserve"> </w:t>
-      </w:r>
-      <w:r>
-        <w:rPr>
-          <w:b/>
-        </w:rPr>
-        <w:t xml:space="preserve"> </w:t>
-      </w:r>
-      <w:r>
-        <w:rPr>
-          <w:b/>
-        </w:rPr>
-        <w:t>por el valor de aseo</w:t>
-      </w:r>
-      <w:r>
-        <w:t xml:space="preserve">, esto, para el aseo final después de que los huéspedes salen de la propiedad.  </w:t>
-      </w:r>
-    </w:p>
-    <w:p>
-      <w:pPr>
-        <w:pStyle w:val="Prrafodelista"/>
+        <w:t xml:space="preserve">La finca será exclusiva para el contratante arrendador visitante, y las personas que vayan con este, siempre habrá una persona como encargada de la propiedad, para atender cualquier requerimiento técnico que sea necesario solucionar.  </w:t>
+      </w:r>
+    </w:p>
+    <w:p>
+      <w:pPr>
+        <w:pStyle w:val="ListParagraph"/>
         <w:numPr>
           <w:ilvl w:val="0"/>
           <w:numId w:val="2"/>
         </w:numPr>
       </w:pPr>
       <w:r>
-        <w:t xml:space="preserve">La finca será exclusiva para el contratante arrendador visitante, y las personas que vayan con este, siempre habrá una persona como encargada de la propiedad, para atender cualquier requerimiento técnico que sea necesario solucionar.  </w:t>
-      </w:r>
-    </w:p>
-    <w:p>
-      <w:pPr>
-        <w:pStyle w:val="Prrafodelista"/>
+        <w:t xml:space="preserve">Los servicios de agua, alcantarillado y energía son suministrados por la finca.  </w:t>
+      </w:r>
+    </w:p>
+    <w:p>
+      <w:pPr>
+        <w:pStyle w:val="ListParagraph"/>
         <w:numPr>
           <w:ilvl w:val="0"/>
           <w:numId w:val="2"/>
         </w:numPr>
       </w:pPr>
       <w:r>
-        <w:t xml:space="preserve">Los servicios de agua, alcantarillado y energía son suministrados por la finca.  </w:t>
-      </w:r>
-    </w:p>
-    <w:p>
-      <w:pPr>
-        <w:pStyle w:val="Prrafodelista"/>
+        <w:t xml:space="preserve">No es permitido el ingreso de buses o </w:t>
+      </w:r>
+      <w:proofErr w:type="spellStart"/>
+      <w:r>
+        <w:t>vans</w:t>
+      </w:r>
+      <w:proofErr w:type="spellEnd"/>
+      <w:r>
+        <w:t xml:space="preserve"> </w:t>
+      </w:r>
+    </w:p>
+    <w:p>
+      <w:pPr>
+        <w:pStyle w:val="ListParagraph"/>
         <w:numPr>
           <w:ilvl w:val="0"/>
           <w:numId w:val="2"/>
         </w:numPr>
       </w:pPr>
       <w:r>
-        <w:t xml:space="preserve">No es permitido el ingreso de buses o vans </w:t>
-      </w:r>
-    </w:p>
-    <w:p>
-      <w:pPr>
-        <w:pStyle w:val="Prrafodelista"/>
+        <w:t xml:space="preserve">De llegar </w:t>
+      </w:r>
+      <w:r>
+        <w:rPr>
+          <w:b/>
+        </w:rPr>
+        <w:t>personas adicionales</w:t>
+      </w:r>
+      <w:r>
+        <w:t xml:space="preserve"> a las contratadas, se cobra un valor adicional de </w:t>
+      </w:r>
+      <w:r>
+        <w:rPr>
+          <w:b/>
+          <w:bCs/>
+          <w:spacing w:val="-18"/>
+          <w:u w:val="single"/>
+        </w:rPr>
+        <w:t>{{</w:t>
+      </w:r>
+      <w:proofErr w:type="spellStart"/>
+      <w:r>
+        <w:rPr>
+          <w:b/>
+          <w:bCs/>
+          <w:spacing w:val="-18"/>
+          <w:u w:val="single"/>
+        </w:rPr>
+        <w:t>personasextras</w:t>
+      </w:r>
+      <w:proofErr w:type="spellEnd"/>
+      <w:r>
+        <w:rPr>
+          <w:b/>
+          <w:bCs/>
+          <w:spacing w:val="-18"/>
+          <w:u w:val="single"/>
+        </w:rPr>
+        <w:t>}}</w:t>
+      </w:r>
+      <w:r>
+        <w:rPr>
+          <w:spacing w:val="-18"/>
+        </w:rPr>
+        <w:t>.</w:t>
+      </w:r>
+      <w:r>
+        <w:rPr>
+          <w:spacing w:val="-19"/>
+        </w:rPr>
+        <w:t xml:space="preserve"> </w:t>
+      </w:r>
+      <w:r>
+        <w:rPr>
+          <w:b/>
+        </w:rPr>
+        <w:t xml:space="preserve"> </w:t>
+      </w:r>
+      <w:r>
+        <w:rPr>
+          <w:b/>
+        </w:rPr>
+        <w:t>por noche c/u</w:t>
+      </w:r>
+      <w:r>
+        <w:t xml:space="preserve"> </w:t>
+      </w:r>
+    </w:p>
+    <w:p>
+      <w:pPr>
+        <w:pStyle w:val="ListParagraph"/>
         <w:numPr>
           <w:ilvl w:val="0"/>
           <w:numId w:val="2"/>
         </w:numPr>
       </w:pPr>
       <w:r>
-        <w:t xml:space="preserve">De llegar </w:t>
-      </w:r>
-      <w:r>
-        <w:rPr>
-          <w:b/>
-        </w:rPr>
-        <w:t>personas adicionales</w:t>
-      </w:r>
-      <w:r>
-        <w:t xml:space="preserve"> a las contratadas, se cobra un valor adicional de </w:t>
+        <w:t xml:space="preserve">En caso de asistir mascotas a la propiedad, se debe dejar en prenda un depósito de garantía de </w:t>
       </w:r>
       <w:r>
         <w:rPr>
@@ -1880,6 +2205,7 @@
         </w:rPr>
         <w:t>{{</w:t>
       </w:r>
+      <w:proofErr w:type="spellStart"/>
       <w:r>
         <w:rPr>
           <w:b/>
@@ -1887,8 +2213,9 @@
           <w:spacing w:val="-18"/>
           <w:u w:val="single"/>
         </w:rPr>
-        <w:t>personasextras</w:t>
-      </w:r>
+        <w:t>depositomascotas</w:t>
+      </w:r>
+      <w:proofErr w:type="spellEnd"/>
       <w:r>
         <w:rPr>
           <w:b/>
@@ -1917,175 +2244,106 @@
         <w:t xml:space="preserve"> </w:t>
       </w:r>
       <w:r>
-        <w:rPr>
-          <w:b/>
-        </w:rPr>
-        <w:t>por noche c/u</w:t>
-      </w:r>
-      <w:r>
-        <w:t xml:space="preserve"> </w:t>
-      </w:r>
-    </w:p>
-    <w:p>
-      <w:pPr>
-        <w:pStyle w:val="Prrafodelista"/>
+        <w:t xml:space="preserve"> </w:t>
+      </w:r>
+      <w:r>
+        <w:t xml:space="preserve">por cada mascota, el cual será reembolsado en su totalidad, si se tienen en cuenta recomendaciones de aseo y cuidado para no generar multa (no ingresar a piscina, no subir en camas, muebles, no dejar rastros de orina o heces) a partir de la tercera mascota se cobra una tarifa de aseo adicional. </w:t>
+      </w:r>
+    </w:p>
+    <w:p>
+      <w:pPr>
+        <w:pStyle w:val="ListParagraph"/>
         <w:numPr>
           <w:ilvl w:val="0"/>
           <w:numId w:val="2"/>
         </w:numPr>
       </w:pPr>
       <w:r>
-        <w:t xml:space="preserve">En caso de asistir mascotas a la propiedad, se debe dejar en prenda un depósito de garantía de </w:t>
-      </w:r>
-      <w:r>
-        <w:rPr>
-          <w:b/>
-          <w:bCs/>
-          <w:spacing w:val="-18"/>
-          <w:u w:val="single"/>
-        </w:rPr>
-        <w:t>{{</w:t>
-      </w:r>
-      <w:r>
-        <w:rPr>
-          <w:b/>
-          <w:bCs/>
-          <w:spacing w:val="-18"/>
-          <w:u w:val="single"/>
-        </w:rPr>
-        <w:t>depositomascotas</w:t>
-      </w:r>
-      <w:r>
-        <w:rPr>
-          <w:b/>
-          <w:bCs/>
-          <w:spacing w:val="-18"/>
-          <w:u w:val="single"/>
-        </w:rPr>
-        <w:t>}}</w:t>
-      </w:r>
-      <w:r>
-        <w:rPr>
-          <w:spacing w:val="-18"/>
-        </w:rPr>
-        <w:t>.</w:t>
-      </w:r>
-      <w:r>
-        <w:rPr>
-          <w:spacing w:val="-19"/>
-        </w:rPr>
-        <w:t xml:space="preserve"> </w:t>
-      </w:r>
-      <w:r>
-        <w:rPr>
-          <w:b/>
-        </w:rPr>
-        <w:t xml:space="preserve"> </w:t>
-      </w:r>
-      <w:r>
-        <w:t xml:space="preserve"> </w:t>
-      </w:r>
-      <w:r>
-        <w:t xml:space="preserve">por cada mascota, el cual será reembolsado en su totalidad, si se tienen en cuenta recomendaciones de aseo y cuidado para no generar multa (no </w:t>
-      </w:r>
-      <w:r>
-        <w:lastRenderedPageBreak/>
-        <w:t xml:space="preserve">ingresar a piscina, no subir en camas, muebles, no dejar rastros de orina o heces) a partir de la tercera mascota se cobra una tarifa de aseo adicional. </w:t>
-      </w:r>
-    </w:p>
-    <w:p>
-      <w:pPr>
-        <w:pStyle w:val="Prrafodelista"/>
+        <w:t xml:space="preserve">El servicio de gas será suministrado inicialmente por la finca, para lo que se entregará un cilindro de 30 libras.  </w:t>
+      </w:r>
+    </w:p>
+    <w:p>
+      <w:pPr>
+        <w:pStyle w:val="ListParagraph"/>
         <w:numPr>
           <w:ilvl w:val="0"/>
           <w:numId w:val="2"/>
         </w:numPr>
       </w:pPr>
       <w:r>
-        <w:t xml:space="preserve">El servicio de gas será suministrado inicialmente por la finca, para lo que se entregará un cilindro de 30 libras.  </w:t>
-      </w:r>
-    </w:p>
-    <w:p>
-      <w:pPr>
-        <w:pStyle w:val="Prrafodelista"/>
+        <w:t xml:space="preserve">Las medidas de Seguridad y Bioseguridad son responsabilidad de la finca. No son responsabilidad de la propiedad los objetos de valor, sin embargo, dichos elementos deben ser reportados a la administración del lugar, las medidas de seguridad también son responsabilidad del arrendador, en la medida que se mantengan las recomendaciones que se brindan.   </w:t>
+      </w:r>
+    </w:p>
+    <w:p>
+      <w:pPr>
+        <w:pStyle w:val="ListParagraph"/>
         <w:numPr>
           <w:ilvl w:val="0"/>
           <w:numId w:val="2"/>
         </w:numPr>
       </w:pPr>
       <w:r>
-        <w:t xml:space="preserve">Las medidas de Seguridad y Bioseguridad son responsabilidad de la finca. No son responsabilidad de la propiedad los objetos de valor, sin embargo, dichos elementos deben ser reportados a la administración del lugar, las medidas de seguridad también son responsabilidad del arrendador, en la medida que se mantengan las recomendaciones que se brindan.   </w:t>
-      </w:r>
-    </w:p>
-    <w:p>
-      <w:pPr>
-        <w:pStyle w:val="Prrafodelista"/>
+        <w:t xml:space="preserve">El cuidado de los niños y comportamientos inadecuados en el uso de la piscina e instalaciones son responsabilidad del contratante arrendador.  </w:t>
+      </w:r>
+    </w:p>
+    <w:p>
+      <w:pPr>
+        <w:pStyle w:val="ListParagraph"/>
         <w:numPr>
           <w:ilvl w:val="0"/>
           <w:numId w:val="2"/>
         </w:numPr>
       </w:pPr>
       <w:r>
-        <w:t xml:space="preserve">El cuidado de los niños y comportamientos inadecuados en el uso de la piscina e instalaciones son responsabilidad del contratante arrendador.  </w:t>
-      </w:r>
-    </w:p>
-    <w:p>
-      <w:pPr>
-        <w:pStyle w:val="Prrafodelista"/>
+        <w:lastRenderedPageBreak/>
+        <w:t xml:space="preserve">El arrendador y sus acompañantes dispondrán de todas las instalaciones de la propiedad  </w:t>
+      </w:r>
+    </w:p>
+    <w:p>
+      <w:pPr>
+        <w:pStyle w:val="ListParagraph"/>
         <w:numPr>
           <w:ilvl w:val="0"/>
           <w:numId w:val="2"/>
         </w:numPr>
       </w:pPr>
       <w:r>
-        <w:t xml:space="preserve">El arrendador y sus acompañantes dispondrán de todas las instalaciones de la propiedad  </w:t>
-      </w:r>
-    </w:p>
-    <w:p>
-      <w:pPr>
-        <w:pStyle w:val="Prrafodelista"/>
+        <w:t xml:space="preserve">El valor no incluye alimentos ni personas para el aseo, o preparación de alimentos (aplica para fincas que no cuentan con Empleada de servicio incluida).  </w:t>
+      </w:r>
+    </w:p>
+    <w:p>
+      <w:pPr>
+        <w:pStyle w:val="ListParagraph"/>
         <w:numPr>
           <w:ilvl w:val="0"/>
           <w:numId w:val="2"/>
         </w:numPr>
       </w:pPr>
       <w:r>
-        <w:t xml:space="preserve">El valor no incluye alimentos ni personas para el aseo, o preparación de alimentos (aplica para fincas que no cuentan con Empleada de servicio incluida).  </w:t>
-      </w:r>
-    </w:p>
-    <w:p>
-      <w:pPr>
-        <w:pStyle w:val="Prrafodelista"/>
+        <w:t xml:space="preserve">No se permite el ingreso de cerveza en botella.  </w:t>
+      </w:r>
+    </w:p>
+    <w:p>
+      <w:pPr>
+        <w:pStyle w:val="ListParagraph"/>
         <w:numPr>
           <w:ilvl w:val="0"/>
           <w:numId w:val="2"/>
         </w:numPr>
       </w:pPr>
       <w:r>
-        <w:t xml:space="preserve">No se permite el ingreso de cerveza en botella.  </w:t>
-      </w:r>
-    </w:p>
-    <w:p>
-      <w:pPr>
-        <w:pStyle w:val="Prrafodelista"/>
+        <w:t xml:space="preserve">Después de realizada la reserva, se aparta la propiedad, si por algún motivo la reserva debe ser cancelado, debe haber un mínimo de 30 días antes de la fecha de alquiler para realizar la devolución del dinero, se descontará el 30% del valor total del contrato, si el tiempo es inferior a los 15 días se procede a postergar dicha reserva hasta cuando el arrendador pueda realizar la toma de alquiler.  </w:t>
+      </w:r>
+    </w:p>
+    <w:p>
+      <w:pPr>
+        <w:pStyle w:val="ListParagraph"/>
         <w:numPr>
           <w:ilvl w:val="0"/>
           <w:numId w:val="2"/>
         </w:numPr>
       </w:pPr>
       <w:r>
-        <w:t xml:space="preserve">Después de realizada la reserva, se aparta la propiedad, si por algún motivo la reserva debe ser cancelado, debe haber un mínimo de 30 días antes de la fecha de alquiler para realizar la devolución del dinero, se descontará el 30% del valor total del contrato, si el tiempo es inferior a los 15 días se procede a postergar dicha reserva hasta cuando el arrendador pueda realizar la toma de alquiler.  </w:t>
-      </w:r>
-    </w:p>
-    <w:p>
-      <w:pPr>
-        <w:pStyle w:val="Prrafodelista"/>
-        <w:numPr>
-          <w:ilvl w:val="0"/>
-          <w:numId w:val="2"/>
-        </w:numPr>
-      </w:pPr>
-      <w:r>
         <w:t xml:space="preserve">En caso de haber afectación vial problemas de orden público razones de fuerza mayor como desastres naturales que no permitan el desplazamiento al lugar de destino, para ello 15 días previos a este contrato se evaluará la situación y así determinar si procede a una postergación de reserva o cancelación de la misma; En caso de generarse cancelación por alguna de las anteriores, esté NO podrá ser mayor a 14 días previos al inicio de este contrato.  </w:t>
       </w:r>
     </w:p>
@@ -2139,6 +2397,378 @@
         <w:rPr>
           <w:b/>
         </w:rPr>
+        <w:t xml:space="preserve">  </w:t>
+      </w:r>
+    </w:p>
+    <w:p>
+      <w:pPr>
+        <w:ind w:left="550"/>
+      </w:pPr>
+      <w:r>
+        <w:t xml:space="preserve"> </w:t>
+      </w:r>
+    </w:p>
+    <w:p>
+      <w:pPr>
+        <w:ind w:left="550"/>
+      </w:pPr>
+      <w:r>
+        <w:rPr>
+          <w:b/>
+        </w:rPr>
+        <w:t>QUINTA.</w:t>
+      </w:r>
+      <w:r>
+        <w:t xml:space="preserve"> - El arrendador se compromete, al término del contrato, a entregar en idénticas condiciones en que recibe las fincas, el mobiliario y el equipo relacionados en el inventario que firmará en la fecha de ocupación del alojamiento, siendo de su cuenta la reposición y reparación de cuantas pérdidas y deterioros le sean imputables.  </w:t>
+      </w:r>
+    </w:p>
+    <w:p>
+      <w:pPr>
+        <w:ind w:left="550"/>
+      </w:pPr>
+      <w:r>
+        <w:rPr>
+          <w:b/>
+        </w:rPr>
+        <w:t xml:space="preserve">  </w:t>
+      </w:r>
+    </w:p>
+    <w:p>
+      <w:pPr>
+        <w:ind w:left="550"/>
+      </w:pPr>
+      <w:r>
+        <w:t xml:space="preserve"> </w:t>
+      </w:r>
+    </w:p>
+    <w:p>
+      <w:pPr>
+        <w:ind w:left="550"/>
+      </w:pPr>
+      <w:r>
+        <w:rPr>
+          <w:b/>
+        </w:rPr>
+        <w:t>SEXTA.</w:t>
+      </w:r>
+      <w:r>
+        <w:t xml:space="preserve"> - Para responder de la obligación de reponer y reparar las pérdidas y deterioros a que se refiere la cláusula anterior, el cliente debe mostrar el soporte del </w:t>
+      </w:r>
+      <w:r>
+        <w:rPr>
+          <w:b/>
+        </w:rPr>
+        <w:t>depósito de garantía</w:t>
+      </w:r>
+      <w:r>
+        <w:t xml:space="preserve"> al momento de la entrega por </w:t>
+      </w:r>
+      <w:r>
+        <w:rPr>
+          <w:b/>
+          <w:bCs/>
+          <w:spacing w:val="-18"/>
+          <w:u w:val="single"/>
+        </w:rPr>
+        <w:t>{{</w:t>
+      </w:r>
+      <w:proofErr w:type="spellStart"/>
+      <w:r>
+        <w:rPr>
+          <w:b/>
+          <w:bCs/>
+          <w:spacing w:val="-18"/>
+          <w:u w:val="single"/>
+        </w:rPr>
+        <w:t>Depósitopordaños</w:t>
+      </w:r>
+      <w:proofErr w:type="spellEnd"/>
+      <w:r>
+        <w:rPr>
+          <w:b/>
+          <w:bCs/>
+          <w:spacing w:val="-18"/>
+          <w:u w:val="single"/>
+        </w:rPr>
+        <w:t>}}</w:t>
+      </w:r>
+      <w:r>
+        <w:rPr>
+          <w:spacing w:val="-18"/>
+        </w:rPr>
+        <w:t>.</w:t>
+      </w:r>
+      <w:r>
+        <w:rPr>
+          <w:spacing w:val="-19"/>
+        </w:rPr>
+        <w:t xml:space="preserve"> </w:t>
+      </w:r>
+      <w:r>
+        <w:rPr>
+          <w:b/>
+        </w:rPr>
+        <w:t xml:space="preserve"> </w:t>
+      </w:r>
+      <w:r>
+        <w:t xml:space="preserve"> </w:t>
+      </w:r>
+      <w:r>
+        <w:t xml:space="preserve">como concepto de fianza, el cual será reintegrado al </w:t>
+      </w:r>
+      <w:r>
+        <w:lastRenderedPageBreak/>
+        <w:t xml:space="preserve">momento de terminar el alquiler, o incluso, puede tardar máximo 12/24 horas en ser retornado con las previas deducciones que en su caso procedan.   </w:t>
+      </w:r>
+    </w:p>
+    <w:p>
+      <w:pPr>
+        <w:ind w:left="550"/>
+      </w:pPr>
+      <w:r>
+        <w:t xml:space="preserve">  </w:t>
+      </w:r>
+    </w:p>
+    <w:p>
+      <w:pPr>
+        <w:ind w:left="550"/>
+      </w:pPr>
+      <w:r>
+        <w:t xml:space="preserve"> </w:t>
+      </w:r>
+    </w:p>
+    <w:p>
+      <w:pPr>
+        <w:ind w:left="550"/>
+      </w:pPr>
+      <w:r>
+        <w:rPr>
+          <w:b/>
+        </w:rPr>
+        <w:t>SÉPTIMA.</w:t>
+      </w:r>
+      <w:r>
+        <w:t xml:space="preserve"> - Para cuantas cuestiones se deriven de la interpretación y ejecución del presente contrato, ambas partes se someten a la jurisdicción de los Juzgados y Tribunales de Colombia, renunciando a su fuero propio.  </w:t>
+      </w:r>
+    </w:p>
+    <w:p>
+      <w:pPr>
+        <w:ind w:left="550"/>
+      </w:pPr>
+      <w:r>
+        <w:t xml:space="preserve">Y en prueba de conformidad, ambas partes firman el presente contrato, que se extiende por duplicado, quedando un ejemplar en poder de cada una de ellas.  </w:t>
+      </w:r>
+    </w:p>
+    <w:p>
+      <w:pPr>
+        <w:ind w:left="550"/>
+      </w:pPr>
+      <w:r>
+        <w:rPr>
+          <w:b/>
+        </w:rPr>
+        <w:t xml:space="preserve">  </w:t>
+      </w:r>
+    </w:p>
+    <w:p>
+      <w:pPr>
+        <w:ind w:left="550"/>
+      </w:pPr>
+      <w:r>
+        <w:t xml:space="preserve"> </w:t>
+      </w:r>
+    </w:p>
+    <w:p>
+      <w:pPr>
+        <w:ind w:left="550"/>
+      </w:pPr>
+      <w:r>
+        <w:rPr>
+          <w:b/>
+        </w:rPr>
+        <w:t>OCTAVA.</w:t>
+      </w:r>
+      <w:r>
+        <w:t xml:space="preserve"> - El cliente arrendador se hace responsable del comportamiento de sus acompañantes y exime de cualquier responsabilidad fiscal, penal o judicial al administrador de la finca y propietario por excesos de alcohol y/o estupefacientes, comportamientos violentos y/o eventualidades ocasionadas con mala conducta dentro de la finca.  </w:t>
+      </w:r>
+    </w:p>
+    <w:p>
+      <w:pPr>
+        <w:ind w:left="550"/>
+      </w:pPr>
+      <w:r>
+        <w:t xml:space="preserve">  </w:t>
+      </w:r>
+    </w:p>
+    <w:p>
+      <w:pPr>
+        <w:ind w:left="550"/>
+      </w:pPr>
+      <w:r>
+        <w:t xml:space="preserve"> </w:t>
+      </w:r>
+    </w:p>
+    <w:p>
+      <w:pPr>
+        <w:ind w:left="0" w:firstLine="540"/>
+      </w:pPr>
+      <w:r>
+        <w:t xml:space="preserve">Firmado por las partes a los </w:t>
+      </w:r>
+      <w:r>
+        <w:rPr>
+          <w:b/>
+          <w:bCs/>
+          <w:spacing w:val="-17"/>
+          <w:lang w:val="es-MX"/>
+        </w:rPr>
+        <w:t>{{fechaGeneracion}}</w:t>
+      </w:r>
+      <w:r>
+        <w:t xml:space="preserve">.   </w:t>
+      </w:r>
+    </w:p>
+    <w:p>
+      <w:pPr>
+        <w:ind w:left="0" w:firstLine="0"/>
+      </w:pPr>
+    </w:p>
+    <w:p>
+      <w:pPr>
+        <w:ind w:left="550"/>
+      </w:pPr>
+      <w:r>
+        <w:t xml:space="preserve"> </w:t>
+      </w:r>
+    </w:p>
+    <w:p>
+      <w:pPr>
+        <w:ind w:left="550"/>
+      </w:pPr>
+      <w:r>
+        <w:t xml:space="preserve">ARRENDADOR  </w:t>
+      </w:r>
+    </w:p>
+    <w:p>
+      <w:pPr>
+        <w:ind w:left="550"/>
+      </w:pPr>
+      <w:r>
+        <w:t xml:space="preserve">   </w:t>
+      </w:r>
+    </w:p>
+    <w:p>
+      <w:pPr>
+        <w:ind w:left="550"/>
+      </w:pPr>
+      <w:r>
+        <w:t xml:space="preserve">   </w:t>
+      </w:r>
+    </w:p>
+    <w:p>
+      <w:pPr>
+        <w:ind w:left="550"/>
+      </w:pPr>
+      <w:r>
+        <w:t xml:space="preserve">  </w:t>
+      </w:r>
+    </w:p>
+    <w:p>
+      <w:pPr>
+        <w:ind w:left="550"/>
+      </w:pPr>
+      <w:r>
+        <w:t xml:space="preserve">_______________________   </w:t>
+      </w:r>
+    </w:p>
+    <w:p>
+      <w:pPr>
+        <w:ind w:left="550"/>
+      </w:pPr>
+      <w:r>
+        <w:rPr>
+          <w:b/>
+        </w:rPr>
+        <w:t>{{</w:t>
+      </w:r>
+      <w:proofErr w:type="spellStart"/>
+      <w:r>
+        <w:rPr>
+          <w:b/>
+        </w:rPr>
+        <w:t>adminNombre</w:t>
+      </w:r>
+      <w:proofErr w:type="spellEnd"/>
+      <w:r>
+        <w:rPr>
+          <w:b/>
+        </w:rPr>
+        <w:t xml:space="preserve">}} </w:t>
+      </w:r>
+      <w:r>
+        <w:t xml:space="preserve"> </w:t>
+      </w:r>
+    </w:p>
+    <w:p>
+      <w:pPr>
+        <w:ind w:left="550"/>
+      </w:pPr>
+      <w:r>
+        <w:t xml:space="preserve">C.C. </w:t>
+      </w:r>
+      <w:proofErr w:type="spellStart"/>
+      <w:r>
+        <w:t>N°</w:t>
+      </w:r>
+      <w:proofErr w:type="spellEnd"/>
+      <w:r>
+        <w:t xml:space="preserve"> {{</w:t>
+      </w:r>
+      <w:proofErr w:type="spellStart"/>
+      <w:r>
+        <w:t>adminCedula</w:t>
+      </w:r>
+      <w:proofErr w:type="spellEnd"/>
+      <w:r>
+        <w:t xml:space="preserve">}} de Chía  </w:t>
+      </w:r>
+    </w:p>
+    <w:p>
+      <w:pPr>
+        <w:ind w:left="550"/>
+      </w:pPr>
+      <w:r>
+        <w:t xml:space="preserve"> </w:t>
+      </w:r>
+    </w:p>
+    <w:p>
+      <w:pPr>
+        <w:ind w:left="550"/>
+      </w:pPr>
+    </w:p>
+    <w:p>
+      <w:pPr>
+        <w:ind w:left="550"/>
+      </w:pPr>
+    </w:p>
+    <w:p>
+      <w:pPr>
+        <w:ind w:left="550"/>
+      </w:pPr>
+    </w:p>
+    <w:p>
+      <w:pPr>
+        <w:ind w:left="550"/>
+      </w:pPr>
+      <w:r>
+        <w:t xml:space="preserve">ARRENDATARIA </w:t>
+      </w:r>
+    </w:p>
+    <w:p>
+      <w:pPr>
+        <w:ind w:left="550"/>
+      </w:pPr>
+      <w:r>
         <w:lastRenderedPageBreak/>
         <w:t xml:space="preserve">  </w:t>
       </w:r>
@@ -2156,498 +2786,158 @@
         <w:ind w:left="550"/>
       </w:pPr>
       <w:r>
-        <w:rPr>
-          <w:b/>
-        </w:rPr>
-        <w:t>QUINTA.</w:t>
-      </w:r>
-      <w:r>
-        <w:t xml:space="preserve"> - El arrendador se compromete, al término del contrato, a entregar en idénticas condiciones en que recibe las fincas, el mobiliario y el equipo relacionados en el inventario que firmará en la fecha de ocupación del alojamiento, siendo de su cuenta la reposición y reparación de cuantas pérdidas y deterioros le sean imputables.  </w:t>
-      </w:r>
-    </w:p>
-    <w:p>
-      <w:pPr>
-        <w:ind w:left="550"/>
-      </w:pPr>
-      <w:r>
-        <w:rPr>
-          <w:b/>
-        </w:rPr>
-        <w:t xml:space="preserve">  </w:t>
-      </w:r>
-    </w:p>
-    <w:p>
-      <w:pPr>
-        <w:ind w:left="550"/>
-      </w:pPr>
-      <w:r>
-        <w:t xml:space="preserve"> </w:t>
-      </w:r>
-    </w:p>
-    <w:p>
-      <w:pPr>
-        <w:ind w:left="550"/>
-      </w:pPr>
-      <w:r>
-        <w:rPr>
-          <w:b/>
-        </w:rPr>
-        <w:t>SEXTA.</w:t>
-      </w:r>
-      <w:r>
-        <w:t xml:space="preserve"> - Para responder de la obligación de reponer y reparar las pérdidas y deterioros a que se refiere la cláusula anterior, el cliente debe mostrar el soporte del </w:t>
-      </w:r>
-      <w:r>
-        <w:rPr>
-          <w:b/>
-        </w:rPr>
-        <w:t>depósito de garantía</w:t>
-      </w:r>
-      <w:r>
-        <w:t xml:space="preserve"> al momento de la entrega por trescientos mil pesos </w:t>
-      </w:r>
-      <w:r>
-        <w:rPr>
-          <w:b/>
-          <w:bCs/>
-          <w:spacing w:val="-18"/>
-          <w:u w:val="single"/>
+        <w:t xml:space="preserve"> </w:t>
+      </w:r>
+    </w:p>
+    <w:p>
+      <w:pPr>
+        <w:ind w:left="550"/>
+      </w:pPr>
+      <w:r>
+        <w:t xml:space="preserve">__________________________ </w:t>
+      </w:r>
+    </w:p>
+    <w:p>
+      <w:pPr>
+        <w:ind w:left="550"/>
+        <w:rPr>
+          <w:b/>
+          <w:bCs/>
+          <w:spacing w:val="-13"/>
+        </w:rPr>
+      </w:pPr>
+      <w:r>
+        <w:rPr>
+          <w:b/>
+          <w:bCs/>
+          <w:spacing w:val="-13"/>
         </w:rPr>
         <w:t>{{</w:t>
       </w:r>
-      <w:r>
-        <w:rPr>
-          <w:b/>
-          <w:bCs/>
-          <w:spacing w:val="-18"/>
-          <w:u w:val="single"/>
-        </w:rPr>
-        <w:t>Depósitopordaños</w:t>
-      </w:r>
-      <w:r>
-        <w:rPr>
-          <w:b/>
-          <w:bCs/>
-          <w:spacing w:val="-18"/>
-          <w:u w:val="single"/>
+      <w:proofErr w:type="spellStart"/>
+      <w:r>
+        <w:rPr>
+          <w:b/>
+          <w:bCs/>
+          <w:spacing w:val="-13"/>
+        </w:rPr>
+        <w:t>clienteNombre</w:t>
+      </w:r>
+      <w:proofErr w:type="spellEnd"/>
+      <w:r>
+        <w:rPr>
+          <w:b/>
+          <w:bCs/>
+          <w:spacing w:val="-13"/>
         </w:rPr>
         <w:t>}}</w:t>
       </w:r>
-      <w:r>
-        <w:rPr>
-          <w:spacing w:val="-18"/>
-        </w:rPr>
-        <w:t>.</w:t>
-      </w:r>
-      <w:r>
-        <w:rPr>
-          <w:spacing w:val="-19"/>
-        </w:rPr>
-        <w:t xml:space="preserve"> </w:t>
-      </w:r>
-      <w:r>
-        <w:rPr>
-          <w:b/>
-        </w:rPr>
-        <w:t xml:space="preserve"> </w:t>
-      </w:r>
-      <w:r>
-        <w:t xml:space="preserve"> </w:t>
-      </w:r>
-      <w:r>
-        <w:t xml:space="preserve">como concepto de fianza, el cual será reintegrado al momento de terminar el alquiler, o incluso, puede tardar máximo 12/24 horas en ser retornado con las previas deducciones que en su caso procedan.   </w:t>
-      </w:r>
-    </w:p>
-    <w:p>
-      <w:pPr>
-        <w:ind w:left="550"/>
-      </w:pPr>
-      <w:r>
-        <w:t xml:space="preserve">  </w:t>
-      </w:r>
-    </w:p>
-    <w:p>
-      <w:pPr>
-        <w:ind w:left="550"/>
-      </w:pPr>
-      <w:r>
-        <w:t xml:space="preserve"> </w:t>
-      </w:r>
-    </w:p>
-    <w:p>
-      <w:pPr>
-        <w:ind w:left="550"/>
-      </w:pPr>
-      <w:r>
-        <w:rPr>
-          <w:b/>
-        </w:rPr>
-        <w:t>SÉPTIMA.</w:t>
-      </w:r>
-      <w:r>
-        <w:t xml:space="preserve"> - Para cuantas cuestiones se deriven de la interpretación y ejecución del presente contrato, ambas partes se someten a la jurisdicción de los Juzgados y Tribunales de Colombia, renunciando a su fuero propio.  </w:t>
-      </w:r>
-    </w:p>
-    <w:p>
-      <w:pPr>
-        <w:ind w:left="550"/>
-      </w:pPr>
-      <w:r>
-        <w:t xml:space="preserve">Y en prueba de conformidad, ambas partes firman el presente contrato, que se extiende por duplicado, quedando un ejemplar en poder de cada una de ellas.  </w:t>
-      </w:r>
-    </w:p>
-    <w:p>
-      <w:pPr>
-        <w:ind w:left="550"/>
-      </w:pPr>
-      <w:r>
-        <w:rPr>
-          <w:b/>
-        </w:rPr>
-        <w:t xml:space="preserve">  </w:t>
-      </w:r>
-    </w:p>
-    <w:p>
-      <w:pPr>
-        <w:ind w:left="550"/>
-      </w:pPr>
-      <w:r>
-        <w:t xml:space="preserve"> </w:t>
-      </w:r>
-    </w:p>
-    <w:p>
-      <w:pPr>
-        <w:ind w:left="550"/>
-      </w:pPr>
-      <w:r>
-        <w:rPr>
-          <w:b/>
-        </w:rPr>
-        <w:t>OCTAVA.</w:t>
-      </w:r>
-      <w:r>
-        <w:t xml:space="preserve"> - El cliente arrendador se hace responsable del comportamiento de sus acompañantes y exime de cualquier responsabilidad fiscal, penal o judicial al administrador de la finca y propietario por excesos de alcohol y/o estupefacientes, comportamientos violentos y/o eventualidades ocasionadas con mala conducta dentro de la finca.  </w:t>
-      </w:r>
-    </w:p>
-    <w:p>
-      <w:pPr>
-        <w:ind w:left="550"/>
-      </w:pPr>
-      <w:r>
-        <w:t xml:space="preserve">  </w:t>
-      </w:r>
-    </w:p>
-    <w:p>
-      <w:pPr>
-        <w:ind w:left="550"/>
-      </w:pPr>
-      <w:r>
-        <w:t xml:space="preserve"> </w:t>
-      </w:r>
-    </w:p>
-    <w:p>
-      <w:pPr>
-        <w:ind w:left="550"/>
-      </w:pPr>
-      <w:r>
-        <w:t xml:space="preserve"> </w:t>
-      </w:r>
-    </w:p>
-    <w:p>
-      <w:pPr>
-        <w:ind w:left="550"/>
-      </w:pPr>
-      <w:r>
-        <w:t xml:space="preserve"> </w:t>
-      </w:r>
-    </w:p>
-    <w:p>
-      <w:pPr>
-        <w:ind w:left="550"/>
-      </w:pPr>
-      <w:r>
-        <w:lastRenderedPageBreak/>
-        <w:t xml:space="preserve">Firmado por las partes a los </w:t>
-      </w:r>
-      <w:r>
-        <w:rPr>
-          <w:b/>
-          <w:bCs/>
-          <w:spacing w:val="-17"/>
-          <w:lang w:val="es-MX"/>
-        </w:rPr>
-        <w:t>{{fechaGeneracion}}</w:t>
-      </w:r>
-      <w:r>
-        <w:t xml:space="preserve">.   </w:t>
-      </w:r>
-    </w:p>
-    <w:p>
-      <w:pPr>
-        <w:ind w:left="550"/>
-      </w:pPr>
-      <w:r>
-        <w:t xml:space="preserve">  </w:t>
-      </w:r>
-    </w:p>
-    <w:p>
-      <w:pPr>
-        <w:ind w:left="550"/>
-      </w:pPr>
-      <w:r>
-        <w:t xml:space="preserve">  </w:t>
-      </w:r>
-    </w:p>
-    <w:p>
-      <w:pPr>
-        <w:ind w:left="550"/>
-      </w:pPr>
-      <w:r>
-        <w:t xml:space="preserve"> </w:t>
-      </w:r>
-    </w:p>
-    <w:p>
-      <w:pPr>
-        <w:ind w:left="550"/>
-      </w:pPr>
-      <w:r>
-        <w:t xml:space="preserve"> </w:t>
-      </w:r>
-    </w:p>
-    <w:p>
-      <w:pPr>
-        <w:ind w:left="550"/>
-      </w:pPr>
-      <w:r>
-        <w:t xml:space="preserve"> </w:t>
-      </w:r>
-    </w:p>
-    <w:p>
-      <w:pPr>
-        <w:ind w:left="550"/>
-      </w:pPr>
-      <w:r>
-        <w:t xml:space="preserve">  </w:t>
-      </w:r>
-    </w:p>
-    <w:p>
-      <w:pPr>
-        <w:ind w:left="550"/>
-      </w:pPr>
-      <w:r>
-        <w:t xml:space="preserve">ARRENDADOR  </w:t>
-      </w:r>
-    </w:p>
-    <w:p>
-      <w:pPr>
-        <w:ind w:left="550"/>
-      </w:pPr>
-      <w:r>
-        <w:t xml:space="preserve">   </w:t>
-      </w:r>
-    </w:p>
-    <w:p>
-      <w:pPr>
-        <w:ind w:left="550"/>
-      </w:pPr>
-      <w:r>
-        <w:t xml:space="preserve">   </w:t>
-      </w:r>
-    </w:p>
-    <w:p>
-      <w:pPr>
-        <w:ind w:left="550"/>
-      </w:pPr>
-      <w:r>
-        <w:t xml:space="preserve">  </w:t>
-      </w:r>
-    </w:p>
-    <w:p>
-      <w:pPr>
-        <w:ind w:left="550"/>
-      </w:pPr>
-      <w:r>
-        <w:t xml:space="preserve">_______________________   </w:t>
-      </w:r>
-    </w:p>
-    <w:p>
-      <w:pPr>
-        <w:ind w:left="550"/>
-      </w:pPr>
-      <w:r>
-        <w:rPr>
-          <w:b/>
-        </w:rPr>
-        <w:t xml:space="preserve">HERNÁN AGUILERA GÓMEZ </w:t>
-      </w:r>
-      <w:r>
-        <w:t xml:space="preserve"> </w:t>
-      </w:r>
-    </w:p>
-    <w:p>
-      <w:pPr>
-        <w:ind w:left="550"/>
-      </w:pPr>
-      <w:r>
-        <w:t xml:space="preserve">C.C. N° 81.720.077 de Chía   </w:t>
-      </w:r>
-    </w:p>
-    <w:p>
-      <w:pPr>
-        <w:ind w:left="550"/>
-      </w:pPr>
-      <w:r>
-        <w:t xml:space="preserve">  </w:t>
-      </w:r>
-    </w:p>
-    <w:p>
-      <w:pPr>
-        <w:ind w:left="550"/>
-      </w:pPr>
-      <w:r>
-        <w:t xml:space="preserve">  </w:t>
-      </w:r>
-    </w:p>
-    <w:p>
-      <w:pPr>
-        <w:ind w:left="550"/>
-      </w:pPr>
-      <w:r>
-        <w:t xml:space="preserve"> </w:t>
-      </w:r>
-    </w:p>
-    <w:p>
-      <w:pPr>
-        <w:ind w:left="550"/>
-      </w:pPr>
-      <w:r>
-        <w:t xml:space="preserve"> </w:t>
-      </w:r>
-    </w:p>
-    <w:p>
-      <w:pPr>
-        <w:ind w:left="550"/>
-      </w:pPr>
-      <w:r>
-        <w:t xml:space="preserve"> </w:t>
-      </w:r>
-    </w:p>
-    <w:p>
-      <w:pPr>
-        <w:ind w:left="550"/>
-      </w:pPr>
-      <w:r>
-        <w:t xml:space="preserve"> </w:t>
-      </w:r>
-    </w:p>
-    <w:p>
-      <w:pPr>
-        <w:ind w:left="550"/>
-      </w:pPr>
-      <w:r>
-        <w:t xml:space="preserve"> </w:t>
-      </w:r>
-    </w:p>
-    <w:p>
-      <w:pPr>
-        <w:ind w:left="550"/>
-      </w:pPr>
-      <w:r>
-        <w:t xml:space="preserve"> </w:t>
-      </w:r>
-    </w:p>
-    <w:p>
-      <w:pPr>
-        <w:ind w:left="550"/>
-      </w:pPr>
-      <w:r>
-        <w:t xml:space="preserve">ARRENDATARIA </w:t>
-      </w:r>
-    </w:p>
-    <w:p>
-      <w:pPr>
-        <w:ind w:left="550"/>
-      </w:pPr>
-      <w:r>
-        <w:t xml:space="preserve">  </w:t>
-      </w:r>
-    </w:p>
-    <w:p>
-      <w:pPr>
-        <w:ind w:left="550"/>
-      </w:pPr>
-      <w:r>
-        <w:t xml:space="preserve"> </w:t>
-      </w:r>
-    </w:p>
-    <w:p>
-      <w:pPr>
-        <w:ind w:left="550"/>
-      </w:pPr>
-      <w:r>
-        <w:t xml:space="preserve"> </w:t>
-      </w:r>
-    </w:p>
-    <w:p>
-      <w:pPr>
-        <w:ind w:left="550"/>
-      </w:pPr>
-      <w:r>
-        <w:t xml:space="preserve"> </w:t>
-      </w:r>
-    </w:p>
-    <w:p>
-      <w:pPr>
-        <w:ind w:left="550"/>
-      </w:pPr>
-      <w:r>
-        <w:t xml:space="preserve">__________________________ </w:t>
-      </w:r>
-    </w:p>
-    <w:p>
-      <w:pPr>
-        <w:ind w:left="550"/>
+    </w:p>
+    <w:p>
+      <w:pPr>
+        <w:ind w:left="550"/>
+        <w:rPr>
+          <w:rFonts w:ascii="Tahoma" w:hAnsi="Tahoma"/>
+          <w:b/>
+        </w:rPr>
+      </w:pPr>
+      <w:proofErr w:type="spellStart"/>
+      <w:r>
+        <w:t>N°</w:t>
+      </w:r>
+      <w:proofErr w:type="spellEnd"/>
+      <w:r>
+        <w:t xml:space="preserve"> </w:t>
+      </w:r>
+      <w:r>
         <w:rPr>
           <w:b/>
           <w:bCs/>
           <w:spacing w:val="-13"/>
         </w:rPr>
-      </w:pPr>
+        <w:t>{{</w:t>
+      </w:r>
+      <w:proofErr w:type="spellStart"/>
       <w:r>
         <w:rPr>
           <w:b/>
           <w:bCs/>
           <w:spacing w:val="-13"/>
         </w:rPr>
-        <w:t>{{clienteNombre}}</w:t>
-      </w:r>
-    </w:p>
-    <w:p>
-      <w:pPr>
-        <w:ind w:left="550"/>
+        <w:t>cliente</w:t>
+      </w:r>
+      <w:r>
+        <w:rPr>
+          <w:b/>
+          <w:bCs/>
+          <w:spacing w:val="-13"/>
+        </w:rPr>
+        <w:t>Cedula</w:t>
+      </w:r>
+      <w:proofErr w:type="spellEnd"/>
+      <w:r>
+        <w:rPr>
+          <w:b/>
+          <w:bCs/>
+          <w:spacing w:val="-13"/>
+        </w:rPr>
+        <w:t>}}</w:t>
+      </w:r>
+      <w:r>
+        <w:rPr>
+          <w:b/>
+          <w:bCs/>
+          <w:spacing w:val="-13"/>
+        </w:rPr>
+        <w:t xml:space="preserve"> </w:t>
+      </w:r>
+      <w:r>
         <w:rPr>
           <w:rFonts w:ascii="Tahoma" w:hAnsi="Tahoma"/>
           <w:b/>
         </w:rPr>
-      </w:pPr>
-      <w:r>
-        <w:t xml:space="preserve">N° </w:t>
-      </w:r>
+        <w:t>DE {{</w:t>
+      </w:r>
+      <w:proofErr w:type="spellStart"/>
+      <w:r>
+        <w:rPr>
+          <w:rFonts w:ascii="Tahoma" w:hAnsi="Tahoma"/>
+          <w:b/>
+        </w:rPr>
+        <w:t>ciudadCliente</w:t>
+      </w:r>
+      <w:proofErr w:type="spellEnd"/>
+      <w:r>
+        <w:rPr>
+          <w:rFonts w:ascii="Tahoma" w:hAnsi="Tahoma"/>
+          <w:b/>
+        </w:rPr>
+        <w:t>}}</w:t>
+      </w:r>
+    </w:p>
+    <w:p>
+      <w:pPr>
+        <w:ind w:left="550"/>
+        <w:rPr>
+          <w:spacing w:val="-2"/>
+        </w:rPr>
+      </w:pPr>
       <w:r>
         <w:rPr>
           <w:b/>
           <w:bCs/>
           <w:spacing w:val="-13"/>
         </w:rPr>
-        <w:t>{{cliente</w:t>
-      </w:r>
+        <w:t>{{</w:t>
+      </w:r>
+      <w:proofErr w:type="spellStart"/>
       <w:r>
         <w:rPr>
           <w:b/>
           <w:bCs/>
           <w:spacing w:val="-13"/>
         </w:rPr>
-        <w:t>Cedula</w:t>
+        <w:t>client</w:t>
       </w:r>
       <w:r>
         <w:rPr>
@@ -2655,38 +2945,48 @@
           <w:bCs/>
           <w:spacing w:val="-13"/>
         </w:rPr>
+        <w:t>Correo</w:t>
+      </w:r>
+      <w:proofErr w:type="spellEnd"/>
+      <w:r>
+        <w:rPr>
+          <w:b/>
+          <w:bCs/>
+          <w:spacing w:val="-13"/>
+        </w:rPr>
         <w:t>}}</w:t>
       </w:r>
       <w:r>
         <w:rPr>
+          <w:spacing w:val="-2"/>
+        </w:rPr>
+        <w:t xml:space="preserve"> </w:t>
+      </w:r>
+    </w:p>
+    <w:p>
+      <w:pPr>
+        <w:ind w:left="550"/>
+        <w:rPr>
+          <w:rFonts w:ascii="Tahoma" w:hAnsi="Tahoma"/>
+          <w:b/>
+        </w:rPr>
+      </w:pPr>
+      <w:r>
+        <w:rPr>
           <w:b/>
           <w:bCs/>
           <w:spacing w:val="-13"/>
         </w:rPr>
-        <w:t xml:space="preserve"> </w:t>
-      </w:r>
-      <w:r>
-        <w:rPr>
-          <w:rFonts w:ascii="Tahoma" w:hAnsi="Tahoma"/>
-          <w:b/>
-        </w:rPr>
-        <w:t>DE {{ciudadCliente}}</w:t>
-      </w:r>
-    </w:p>
-    <w:p>
-      <w:pPr>
-        <w:ind w:left="550"/>
-        <w:rPr>
-          <w:spacing w:val="-2"/>
-        </w:rPr>
-      </w:pPr>
+        <w:t>{{</w:t>
+      </w:r>
+      <w:proofErr w:type="spellStart"/>
       <w:r>
         <w:rPr>
           <w:b/>
           <w:bCs/>
           <w:spacing w:val="-13"/>
         </w:rPr>
-        <w:t>{{client</w:t>
+        <w:t>cliente</w:t>
       </w:r>
       <w:r>
         <w:rPr>
@@ -2694,8 +2994,9 @@
           <w:bCs/>
           <w:spacing w:val="-13"/>
         </w:rPr>
-        <w:t>Correo</w:t>
-      </w:r>
+        <w:t>Celular</w:t>
+      </w:r>
+      <w:proofErr w:type="spellEnd"/>
       <w:r>
         <w:rPr>
           <w:b/>
@@ -2704,61 +3005,40 @@
         </w:rPr>
         <w:t>}}</w:t>
       </w:r>
-      <w:r>
-        <w:rPr>
-          <w:spacing w:val="-2"/>
-        </w:rPr>
-        <w:t xml:space="preserve"> </w:t>
-      </w:r>
-    </w:p>
-    <w:p>
-      <w:pPr>
-        <w:ind w:left="550"/>
-        <w:rPr>
-          <w:rFonts w:ascii="Tahoma" w:hAnsi="Tahoma"/>
-          <w:b/>
-        </w:rPr>
-      </w:pPr>
-      <w:r>
-        <w:rPr>
-          <w:b/>
-          <w:bCs/>
-          <w:spacing w:val="-13"/>
-        </w:rPr>
-        <w:t>{{cliente</w:t>
-      </w:r>
-      <w:r>
-        <w:rPr>
-          <w:b/>
-          <w:bCs/>
-          <w:spacing w:val="-13"/>
-        </w:rPr>
-        <w:t>Celular</w:t>
-      </w:r>
-      <w:r>
-        <w:rPr>
-          <w:b/>
-          <w:bCs/>
-          <w:spacing w:val="-13"/>
+    </w:p>
+    <w:p>
+      <w:pPr>
+        <w:ind w:left="550"/>
+        <w:rPr>
+          <w:b/>
+          <w:bCs/>
+        </w:rPr>
+      </w:pPr>
+      <w:r>
+        <w:rPr>
+          <w:b/>
+          <w:bCs/>
+          <w:spacing w:val="-8"/>
+        </w:rPr>
+        <w:t>{{</w:t>
+      </w:r>
+      <w:proofErr w:type="spellStart"/>
+      <w:r>
+        <w:rPr>
+          <w:b/>
+          <w:bCs/>
+          <w:spacing w:val="-8"/>
+        </w:rPr>
+        <w:t>direccionCliente</w:t>
+      </w:r>
+      <w:proofErr w:type="spellEnd"/>
+      <w:r>
+        <w:rPr>
+          <w:b/>
+          <w:bCs/>
+          <w:spacing w:val="-8"/>
         </w:rPr>
         <w:t>}}</w:t>
-      </w:r>
-    </w:p>
-    <w:p>
-      <w:pPr>
-        <w:ind w:left="550"/>
-        <w:rPr>
-          <w:b/>
-          <w:bCs/>
-        </w:rPr>
-      </w:pPr>
-      <w:r>
-        <w:rPr>
-          <w:b/>
-          <w:bCs/>
-          <w:spacing w:val="-8"/>
-        </w:rPr>
-        <w:t>{{direccionCliente}}</w:t>
       </w:r>
     </w:p>
     <w:p/>
@@ -2778,7 +3058,7 @@
 </file>
 
 <file path=word/endnotes.xml><?xml version="1.0" encoding="utf-8"?>
-<w:endnotes xmlns:wpc="http://schemas.microsoft.com/office/word/2010/wordprocessingCanvas" xmlns:cx="http://schemas.microsoft.com/office/drawing/2014/chartex" xmlns:cx1="http://schemas.microsoft.com/office/drawing/2015/9/8/chartex" xmlns:cx2="http://schemas.microsoft.com/office/drawing/2015/10/21/chartex" xmlns:cx3="http://schemas.microsoft.com/office/drawing/2016/5/9/chartex" xmlns:cx4="http://schemas.microsoft.com/office/drawing/2016/5/10/chartex" xmlns:cx5="http://schemas.microsoft.com/office/drawing/2016/5/11/chartex" xmlns:cx6="http://schemas.microsoft.com/office/drawing/2016/5/12/chartex" xmlns:cx7="http://schemas.microsoft.com/office/drawing/2016/5/13/chartex" xmlns:cx8="http://schemas.microsoft.com/office/drawing/2016/5/14/chartex" xmlns:mc="http://schemas.openxmlformats.org/markup-compatibility/2006" xmlns:aink="http://schemas.microsoft.com/office/drawing/2016/ink" xmlns:am3d="http://schemas.microsoft.com/office/drawing/2017/model3d" xmlns:o="urn:schemas-microsoft-com:office:office" xmlns:r="http://schemas.openxmlformats.org/officeDocument/2006/relationships" xmlns:m="http://schemas.openxmlformats.org/officeDocument/2006/math" xmlns:v="urn:schemas-microsoft-com:vml" xmlns:wp14="http://schemas.microsoft.com/office/word/2010/wordprocessingDrawing" xmlns:wp="http://schemas.openxmlformats.org/drawingml/2006/wordprocessingDrawing" xmlns:w10="urn:schemas-microsoft-com:office:word" xmlns:w="http://schemas.openxmlformats.org/wordprocessingml/2006/main" xmlns:w14="http://schemas.microsoft.com/office/word/2010/wordml" xmlns:w15="http://schemas.microsoft.com/office/word/2012/wordml" xmlns:w16cex="http://schemas.microsoft.com/office/word/2018/wordml/cex" xmlns:w16cid="http://schemas.microsoft.com/office/word/2016/wordml/cid" xmlns:w16="http://schemas.microsoft.com/office/word/2018/wordml" xmlns:w16sdtdh="http://schemas.microsoft.com/office/word/2020/wordml/sdtdatahash" xmlns:w16se="http://schemas.microsoft.com/office/word/2015/wordml/symex" xmlns:wpg="http://schemas.microsoft.com/office/word/2010/wordprocessingGroup" xmlns:wpi="http://schemas.microsoft.com/office/word/2010/wordprocessingInk" xmlns:wne="http://schemas.microsoft.com/office/word/2006/wordml" xmlns:wps="http://schemas.microsoft.com/office/word/2010/wordprocessingShape" mc:Ignorable="w14 w15 w16se w16cid w16 w16cex w16sdtdh wp14">
+<w:endnotes xmlns:wpc="http://schemas.microsoft.com/office/word/2010/wordprocessingCanvas" xmlns:cx="http://schemas.microsoft.com/office/drawing/2014/chartex" xmlns:cx1="http://schemas.microsoft.com/office/drawing/2015/9/8/chartex" xmlns:cx2="http://schemas.microsoft.com/office/drawing/2015/10/21/chartex" xmlns:cx3="http://schemas.microsoft.com/office/drawing/2016/5/9/chartex" xmlns:cx4="http://schemas.microsoft.com/office/drawing/2016/5/10/chartex" xmlns:cx5="http://schemas.microsoft.com/office/drawing/2016/5/11/chartex" xmlns:cx6="http://schemas.microsoft.com/office/drawing/2016/5/12/chartex" xmlns:cx7="http://schemas.microsoft.com/office/drawing/2016/5/13/chartex" xmlns:cx8="http://schemas.microsoft.com/office/drawing/2016/5/14/chartex" xmlns:mc="http://schemas.openxmlformats.org/markup-compatibility/2006" xmlns:m="http://schemas.openxmlformats.org/officeDocument/2006/math" xmlns:aink="http://schemas.microsoft.com/office/drawing/2016/ink" xmlns:am3d="http://schemas.microsoft.com/office/drawing/2017/model3d" xmlns:oel="http://schemas.microsoft.com/office/2019/extlst" xmlns:r="http://schemas.openxmlformats.org/officeDocument/2006/relationships" xmlns:wp14="http://schemas.microsoft.com/office/word/2010/wordprocessingDrawing" xmlns:wp="http://schemas.openxmlformats.org/drawingml/2006/wordprocessingDrawing" xmlns:wpg="http://schemas.microsoft.com/office/word/2010/wordprocessingGroup" xmlns:wpi="http://schemas.microsoft.com/office/word/2010/wordprocessingInk" xmlns:wps="http://schemas.microsoft.com/office/word/2010/wordprocessingShape" xmlns:o="urn:schemas-microsoft-com:office:office" xmlns:v="urn:schemas-microsoft-com:vml" xmlns:w10="urn:schemas-microsoft-com:office:word" xmlns:w="http://schemas.openxmlformats.org/wordprocessingml/2006/main" xmlns:w14="http://schemas.microsoft.com/office/word/2010/wordml" xmlns:w15="http://schemas.microsoft.com/office/word/2012/wordml" xmlns:w16cex="http://schemas.microsoft.com/office/word/2018/wordml/cex" xmlns:w16cid="http://schemas.microsoft.com/office/word/2016/wordml/cid" xmlns:w16="http://schemas.microsoft.com/office/word/2018/wordml" xmlns:w16sdtdh="http://schemas.microsoft.com/office/word/2020/wordml/sdtdatahash" xmlns:w16sdtfl="http://schemas.microsoft.com/office/word/2024/wordml/sdtformatlock" xmlns:w16se="http://schemas.microsoft.com/office/word/2015/wordml/symex" xmlns:w16du="http://schemas.microsoft.com/office/word/2023/wordml/word16du" xmlns:wne="http://schemas.microsoft.com/office/word/2006/wordml" mc:Ignorable="w14 w15 w16se w16cid w16 w16cex w16sdtdh w16sdtfl w16du wp14">
   <w:endnote w:type="separator" w:id="-1">
     <w:p>
       <w:pPr>
@@ -2803,7 +3083,7 @@
 </file>
 
 <file path=word/footer1.xml><?xml version="1.0" encoding="utf-8"?>
-<w:ftr xmlns:wpc="http://schemas.microsoft.com/office/word/2010/wordprocessingCanvas" xmlns:cx="http://schemas.microsoft.com/office/drawing/2014/chartex" xmlns:cx1="http://schemas.microsoft.com/office/drawing/2015/9/8/chartex" xmlns:cx2="http://schemas.microsoft.com/office/drawing/2015/10/21/chartex" xmlns:cx3="http://schemas.microsoft.com/office/drawing/2016/5/9/chartex" xmlns:cx4="http://schemas.microsoft.com/office/drawing/2016/5/10/chartex" xmlns:cx5="http://schemas.microsoft.com/office/drawing/2016/5/11/chartex" xmlns:cx6="http://schemas.microsoft.com/office/drawing/2016/5/12/chartex" xmlns:cx7="http://schemas.microsoft.com/office/drawing/2016/5/13/chartex" xmlns:cx8="http://schemas.microsoft.com/office/drawing/2016/5/14/chartex" xmlns:mc="http://schemas.openxmlformats.org/markup-compatibility/2006" xmlns:aink="http://schemas.microsoft.com/office/drawing/2016/ink" xmlns:am3d="http://schemas.microsoft.com/office/drawing/2017/model3d" xmlns:o="urn:schemas-microsoft-com:office:office" xmlns:r="http://schemas.openxmlformats.org/officeDocument/2006/relationships" xmlns:m="http://schemas.openxmlformats.org/officeDocument/2006/math" xmlns:v="urn:schemas-microsoft-com:vml" xmlns:wp14="http://schemas.microsoft.com/office/word/2010/wordprocessingDrawing" xmlns:wp="http://schemas.openxmlformats.org/drawingml/2006/wordprocessingDrawing" xmlns:w10="urn:schemas-microsoft-com:office:word" xmlns:w="http://schemas.openxmlformats.org/wordprocessingml/2006/main" xmlns:w14="http://schemas.microsoft.com/office/word/2010/wordml" xmlns:w15="http://schemas.microsoft.com/office/word/2012/wordml" xmlns:w16cex="http://schemas.microsoft.com/office/word/2018/wordml/cex" xmlns:w16cid="http://schemas.microsoft.com/office/word/2016/wordml/cid" xmlns:w16="http://schemas.microsoft.com/office/word/2018/wordml" xmlns:w16sdtdh="http://schemas.microsoft.com/office/word/2020/wordml/sdtdatahash" xmlns:w16se="http://schemas.microsoft.com/office/word/2015/wordml/symex" xmlns:wpg="http://schemas.microsoft.com/office/word/2010/wordprocessingGroup" xmlns:wpi="http://schemas.microsoft.com/office/word/2010/wordprocessingInk" xmlns:wne="http://schemas.microsoft.com/office/word/2006/wordml" xmlns:wps="http://schemas.microsoft.com/office/word/2010/wordprocessingShape" mc:Ignorable="w14 w15 w16se w16cid w16 w16cex w16sdtdh wp14">
+<w:ftr xmlns:wpc="http://schemas.microsoft.com/office/word/2010/wordprocessingCanvas" xmlns:cx="http://schemas.microsoft.com/office/drawing/2014/chartex" xmlns:cx1="http://schemas.microsoft.com/office/drawing/2015/9/8/chartex" xmlns:cx2="http://schemas.microsoft.com/office/drawing/2015/10/21/chartex" xmlns:cx3="http://schemas.microsoft.com/office/drawing/2016/5/9/chartex" xmlns:cx4="http://schemas.microsoft.com/office/drawing/2016/5/10/chartex" xmlns:cx5="http://schemas.microsoft.com/office/drawing/2016/5/11/chartex" xmlns:cx6="http://schemas.microsoft.com/office/drawing/2016/5/12/chartex" xmlns:cx7="http://schemas.microsoft.com/office/drawing/2016/5/13/chartex" xmlns:cx8="http://schemas.microsoft.com/office/drawing/2016/5/14/chartex" xmlns:mc="http://schemas.openxmlformats.org/markup-compatibility/2006" xmlns:m="http://schemas.openxmlformats.org/officeDocument/2006/math" xmlns:aink="http://schemas.microsoft.com/office/drawing/2016/ink" xmlns:am3d="http://schemas.microsoft.com/office/drawing/2017/model3d" xmlns:oel="http://schemas.microsoft.com/office/2019/extlst" xmlns:r="http://schemas.openxmlformats.org/officeDocument/2006/relationships" xmlns:wp14="http://schemas.microsoft.com/office/word/2010/wordprocessingDrawing" xmlns:wp="http://schemas.openxmlformats.org/drawingml/2006/wordprocessingDrawing" xmlns:wpg="http://schemas.microsoft.com/office/word/2010/wordprocessingGroup" xmlns:wpi="http://schemas.microsoft.com/office/word/2010/wordprocessingInk" xmlns:wps="http://schemas.microsoft.com/office/word/2010/wordprocessingShape" xmlns:o="urn:schemas-microsoft-com:office:office" xmlns:v="urn:schemas-microsoft-com:vml" xmlns:w10="urn:schemas-microsoft-com:office:word" xmlns:w="http://schemas.openxmlformats.org/wordprocessingml/2006/main" xmlns:w14="http://schemas.microsoft.com/office/word/2010/wordml" xmlns:w15="http://schemas.microsoft.com/office/word/2012/wordml" xmlns:w16cex="http://schemas.microsoft.com/office/word/2018/wordml/cex" xmlns:w16cid="http://schemas.microsoft.com/office/word/2016/wordml/cid" xmlns:w16="http://schemas.microsoft.com/office/word/2018/wordml" xmlns:w16sdtdh="http://schemas.microsoft.com/office/word/2020/wordml/sdtdatahash" xmlns:w16sdtfl="http://schemas.microsoft.com/office/word/2024/wordml/sdtformatlock" xmlns:w16se="http://schemas.microsoft.com/office/word/2015/wordml/symex" xmlns:w16du="http://schemas.microsoft.com/office/word/2023/wordml/word16du" xmlns:wne="http://schemas.microsoft.com/office/word/2006/wordml" mc:Ignorable="w14 w15 w16se w16cid w16 w16cex w16sdtdh w16sdtfl w16du wp14">
   <w:p>
     <w:pPr>
       <w:spacing w:after="0" w:line="259" w:lineRule="auto"/>
@@ -2825,7 +3105,7 @@
 </file>
 
 <file path=word/footer2.xml><?xml version="1.0" encoding="utf-8"?>
-<w:ftr xmlns:wpc="http://schemas.microsoft.com/office/word/2010/wordprocessingCanvas" xmlns:cx="http://schemas.microsoft.com/office/drawing/2014/chartex" xmlns:cx1="http://schemas.microsoft.com/office/drawing/2015/9/8/chartex" xmlns:cx2="http://schemas.microsoft.com/office/drawing/2015/10/21/chartex" xmlns:cx3="http://schemas.microsoft.com/office/drawing/2016/5/9/chartex" xmlns:cx4="http://schemas.microsoft.com/office/drawing/2016/5/10/chartex" xmlns:cx5="http://schemas.microsoft.com/office/drawing/2016/5/11/chartex" xmlns:cx6="http://schemas.microsoft.com/office/drawing/2016/5/12/chartex" xmlns:cx7="http://schemas.microsoft.com/office/drawing/2016/5/13/chartex" xmlns:cx8="http://schemas.microsoft.com/office/drawing/2016/5/14/chartex" xmlns:mc="http://schemas.openxmlformats.org/markup-compatibility/2006" xmlns:aink="http://schemas.microsoft.com/office/drawing/2016/ink" xmlns:am3d="http://schemas.microsoft.com/office/drawing/2017/model3d" xmlns:o="urn:schemas-microsoft-com:office:office" xmlns:r="http://schemas.openxmlformats.org/officeDocument/2006/relationships" xmlns:m="http://schemas.openxmlformats.org/officeDocument/2006/math" xmlns:v="urn:schemas-microsoft-com:vml" xmlns:wp14="http://schemas.microsoft.com/office/word/2010/wordprocessingDrawing" xmlns:wp="http://schemas.openxmlformats.org/drawingml/2006/wordprocessingDrawing" xmlns:w10="urn:schemas-microsoft-com:office:word" xmlns:w="http://schemas.openxmlformats.org/wordprocessingml/2006/main" xmlns:w14="http://schemas.microsoft.com/office/word/2010/wordml" xmlns:w15="http://schemas.microsoft.com/office/word/2012/wordml" xmlns:w16cex="http://schemas.microsoft.com/office/word/2018/wordml/cex" xmlns:w16cid="http://schemas.microsoft.com/office/word/2016/wordml/cid" xmlns:w16="http://schemas.microsoft.com/office/word/2018/wordml" xmlns:w16sdtdh="http://schemas.microsoft.com/office/word/2020/wordml/sdtdatahash" xmlns:w16se="http://schemas.microsoft.com/office/word/2015/wordml/symex" xmlns:wpg="http://schemas.microsoft.com/office/word/2010/wordprocessingGroup" xmlns:wpi="http://schemas.microsoft.com/office/word/2010/wordprocessingInk" xmlns:wne="http://schemas.microsoft.com/office/word/2006/wordml" xmlns:wps="http://schemas.microsoft.com/office/word/2010/wordprocessingShape" mc:Ignorable="w14 w15 w16se w16cid w16 w16cex w16sdtdh wp14">
+<w:ftr xmlns:wpc="http://schemas.microsoft.com/office/word/2010/wordprocessingCanvas" xmlns:cx="http://schemas.microsoft.com/office/drawing/2014/chartex" xmlns:cx1="http://schemas.microsoft.com/office/drawing/2015/9/8/chartex" xmlns:cx2="http://schemas.microsoft.com/office/drawing/2015/10/21/chartex" xmlns:cx3="http://schemas.microsoft.com/office/drawing/2016/5/9/chartex" xmlns:cx4="http://schemas.microsoft.com/office/drawing/2016/5/10/chartex" xmlns:cx5="http://schemas.microsoft.com/office/drawing/2016/5/11/chartex" xmlns:cx6="http://schemas.microsoft.com/office/drawing/2016/5/12/chartex" xmlns:cx7="http://schemas.microsoft.com/office/drawing/2016/5/13/chartex" xmlns:cx8="http://schemas.microsoft.com/office/drawing/2016/5/14/chartex" xmlns:mc="http://schemas.openxmlformats.org/markup-compatibility/2006" xmlns:m="http://schemas.openxmlformats.org/officeDocument/2006/math" xmlns:aink="http://schemas.microsoft.com/office/drawing/2016/ink" xmlns:am3d="http://schemas.microsoft.com/office/drawing/2017/model3d" xmlns:oel="http://schemas.microsoft.com/office/2019/extlst" xmlns:r="http://schemas.openxmlformats.org/officeDocument/2006/relationships" xmlns:wp14="http://schemas.microsoft.com/office/word/2010/wordprocessingDrawing" xmlns:wp="http://schemas.openxmlformats.org/drawingml/2006/wordprocessingDrawing" xmlns:wpg="http://schemas.microsoft.com/office/word/2010/wordprocessingGroup" xmlns:wpi="http://schemas.microsoft.com/office/word/2010/wordprocessingInk" xmlns:wps="http://schemas.microsoft.com/office/word/2010/wordprocessingShape" xmlns:o="urn:schemas-microsoft-com:office:office" xmlns:v="urn:schemas-microsoft-com:vml" xmlns:w10="urn:schemas-microsoft-com:office:word" xmlns:w="http://schemas.openxmlformats.org/wordprocessingml/2006/main" xmlns:w14="http://schemas.microsoft.com/office/word/2010/wordml" xmlns:w15="http://schemas.microsoft.com/office/word/2012/wordml" xmlns:w16cex="http://schemas.microsoft.com/office/word/2018/wordml/cex" xmlns:w16cid="http://schemas.microsoft.com/office/word/2016/wordml/cid" xmlns:w16="http://schemas.microsoft.com/office/word/2018/wordml" xmlns:w16sdtdh="http://schemas.microsoft.com/office/word/2020/wordml/sdtdatahash" xmlns:w16sdtfl="http://schemas.microsoft.com/office/word/2024/wordml/sdtformatlock" xmlns:w16se="http://schemas.microsoft.com/office/word/2015/wordml/symex" xmlns:w16du="http://schemas.microsoft.com/office/word/2023/wordml/word16du" xmlns:wne="http://schemas.microsoft.com/office/word/2006/wordml" mc:Ignorable="w14 w15 w16se w16cid w16 w16cex w16sdtdh w16sdtfl w16du wp14">
   <w:p>
     <w:pPr>
       <w:spacing w:after="0" w:line="259" w:lineRule="auto"/>
@@ -2847,7 +3127,7 @@
 </file>
 
 <file path=word/footer3.xml><?xml version="1.0" encoding="utf-8"?>
-<w:ftr xmlns:wpc="http://schemas.microsoft.com/office/word/2010/wordprocessingCanvas" xmlns:cx="http://schemas.microsoft.com/office/drawing/2014/chartex" xmlns:cx1="http://schemas.microsoft.com/office/drawing/2015/9/8/chartex" xmlns:cx2="http://schemas.microsoft.com/office/drawing/2015/10/21/chartex" xmlns:cx3="http://schemas.microsoft.com/office/drawing/2016/5/9/chartex" xmlns:cx4="http://schemas.microsoft.com/office/drawing/2016/5/10/chartex" xmlns:cx5="http://schemas.microsoft.com/office/drawing/2016/5/11/chartex" xmlns:cx6="http://schemas.microsoft.com/office/drawing/2016/5/12/chartex" xmlns:cx7="http://schemas.microsoft.com/office/drawing/2016/5/13/chartex" xmlns:cx8="http://schemas.microsoft.com/office/drawing/2016/5/14/chartex" xmlns:mc="http://schemas.openxmlformats.org/markup-compatibility/2006" xmlns:aink="http://schemas.microsoft.com/office/drawing/2016/ink" xmlns:am3d="http://schemas.microsoft.com/office/drawing/2017/model3d" xmlns:o="urn:schemas-microsoft-com:office:office" xmlns:r="http://schemas.openxmlformats.org/officeDocument/2006/relationships" xmlns:m="http://schemas.openxmlformats.org/officeDocument/2006/math" xmlns:v="urn:schemas-microsoft-com:vml" xmlns:wp14="http://schemas.microsoft.com/office/word/2010/wordprocessingDrawing" xmlns:wp="http://schemas.openxmlformats.org/drawingml/2006/wordprocessingDrawing" xmlns:w10="urn:schemas-microsoft-com:office:word" xmlns:w="http://schemas.openxmlformats.org/wordprocessingml/2006/main" xmlns:w14="http://schemas.microsoft.com/office/word/2010/wordml" xmlns:w15="http://schemas.microsoft.com/office/word/2012/wordml" xmlns:w16cex="http://schemas.microsoft.com/office/word/2018/wordml/cex" xmlns:w16cid="http://schemas.microsoft.com/office/word/2016/wordml/cid" xmlns:w16="http://schemas.microsoft.com/office/word/2018/wordml" xmlns:w16sdtdh="http://schemas.microsoft.com/office/word/2020/wordml/sdtdatahash" xmlns:w16se="http://schemas.microsoft.com/office/word/2015/wordml/symex" xmlns:wpg="http://schemas.microsoft.com/office/word/2010/wordprocessingGroup" xmlns:wpi="http://schemas.microsoft.com/office/word/2010/wordprocessingInk" xmlns:wne="http://schemas.microsoft.com/office/word/2006/wordml" xmlns:wps="http://schemas.microsoft.com/office/word/2010/wordprocessingShape" mc:Ignorable="w14 w15 w16se w16cid w16 w16cex w16sdtdh wp14">
+<w:ftr xmlns:wpc="http://schemas.microsoft.com/office/word/2010/wordprocessingCanvas" xmlns:cx="http://schemas.microsoft.com/office/drawing/2014/chartex" xmlns:cx1="http://schemas.microsoft.com/office/drawing/2015/9/8/chartex" xmlns:cx2="http://schemas.microsoft.com/office/drawing/2015/10/21/chartex" xmlns:cx3="http://schemas.microsoft.com/office/drawing/2016/5/9/chartex" xmlns:cx4="http://schemas.microsoft.com/office/drawing/2016/5/10/chartex" xmlns:cx5="http://schemas.microsoft.com/office/drawing/2016/5/11/chartex" xmlns:cx6="http://schemas.microsoft.com/office/drawing/2016/5/12/chartex" xmlns:cx7="http://schemas.microsoft.com/office/drawing/2016/5/13/chartex" xmlns:cx8="http://schemas.microsoft.com/office/drawing/2016/5/14/chartex" xmlns:mc="http://schemas.openxmlformats.org/markup-compatibility/2006" xmlns:m="http://schemas.openxmlformats.org/officeDocument/2006/math" xmlns:aink="http://schemas.microsoft.com/office/drawing/2016/ink" xmlns:am3d="http://schemas.microsoft.com/office/drawing/2017/model3d" xmlns:oel="http://schemas.microsoft.com/office/2019/extlst" xmlns:r="http://schemas.openxmlformats.org/officeDocument/2006/relationships" xmlns:wp14="http://schemas.microsoft.com/office/word/2010/wordprocessingDrawing" xmlns:wp="http://schemas.openxmlformats.org/drawingml/2006/wordprocessingDrawing" xmlns:wpg="http://schemas.microsoft.com/office/word/2010/wordprocessingGroup" xmlns:wpi="http://schemas.microsoft.com/office/word/2010/wordprocessingInk" xmlns:wps="http://schemas.microsoft.com/office/word/2010/wordprocessingShape" xmlns:o="urn:schemas-microsoft-com:office:office" xmlns:v="urn:schemas-microsoft-com:vml" xmlns:w10="urn:schemas-microsoft-com:office:word" xmlns:w="http://schemas.openxmlformats.org/wordprocessingml/2006/main" xmlns:w14="http://schemas.microsoft.com/office/word/2010/wordml" xmlns:w15="http://schemas.microsoft.com/office/word/2012/wordml" xmlns:w16cex="http://schemas.microsoft.com/office/word/2018/wordml/cex" xmlns:w16cid="http://schemas.microsoft.com/office/word/2016/wordml/cid" xmlns:w16="http://schemas.microsoft.com/office/word/2018/wordml" xmlns:w16sdtdh="http://schemas.microsoft.com/office/word/2020/wordml/sdtdatahash" xmlns:w16sdtfl="http://schemas.microsoft.com/office/word/2024/wordml/sdtformatlock" xmlns:w16se="http://schemas.microsoft.com/office/word/2015/wordml/symex" xmlns:w16du="http://schemas.microsoft.com/office/word/2023/wordml/word16du" xmlns:wne="http://schemas.microsoft.com/office/word/2006/wordml" mc:Ignorable="w14 w15 w16se w16cid w16 w16cex w16sdtdh w16sdtfl w16du wp14">
   <w:p>
     <w:pPr>
       <w:spacing w:after="0" w:line="259" w:lineRule="auto"/>
@@ -2869,7 +3149,7 @@
 </file>
 
 <file path=word/footnotes.xml><?xml version="1.0" encoding="utf-8"?>
-<w:footnotes xmlns:wpc="http://schemas.microsoft.com/office/word/2010/wordprocessingCanvas" xmlns:cx="http://schemas.microsoft.com/office/drawing/2014/chartex" xmlns:cx1="http://schemas.microsoft.com/office/drawing/2015/9/8/chartex" xmlns:cx2="http://schemas.microsoft.com/office/drawing/2015/10/21/chartex" xmlns:cx3="http://schemas.microsoft.com/office/drawing/2016/5/9/chartex" xmlns:cx4="http://schemas.microsoft.com/office/drawing/2016/5/10/chartex" xmlns:cx5="http://schemas.microsoft.com/office/drawing/2016/5/11/chartex" xmlns:cx6="http://schemas.microsoft.com/office/drawing/2016/5/12/chartex" xmlns:cx7="http://schemas.microsoft.com/office/drawing/2016/5/13/chartex" xmlns:cx8="http://schemas.microsoft.com/office/drawing/2016/5/14/chartex" xmlns:mc="http://schemas.openxmlformats.org/markup-compatibility/2006" xmlns:aink="http://schemas.microsoft.com/office/drawing/2016/ink" xmlns:am3d="http://schemas.microsoft.com/office/drawing/2017/model3d" xmlns:o="urn:schemas-microsoft-com:office:office" xmlns:r="http://schemas.openxmlformats.org/officeDocument/2006/relationships" xmlns:m="http://schemas.openxmlformats.org/officeDocument/2006/math" xmlns:v="urn:schemas-microsoft-com:vml" xmlns:wp14="http://schemas.microsoft.com/office/word/2010/wordprocessingDrawing" xmlns:wp="http://schemas.openxmlformats.org/drawingml/2006/wordprocessingDrawing" xmlns:w10="urn:schemas-microsoft-com:office:word" xmlns:w="http://schemas.openxmlformats.org/wordprocessingml/2006/main" xmlns:w14="http://schemas.microsoft.com/office/word/2010/wordml" xmlns:w15="http://schemas.microsoft.com/office/word/2012/wordml" xmlns:w16cex="http://schemas.microsoft.com/office/word/2018/wordml/cex" xmlns:w16cid="http://schemas.microsoft.com/office/word/2016/wordml/cid" xmlns:w16="http://schemas.microsoft.com/office/word/2018/wordml" xmlns:w16sdtdh="http://schemas.microsoft.com/office/word/2020/wordml/sdtdatahash" xmlns:w16se="http://schemas.microsoft.com/office/word/2015/wordml/symex" xmlns:wpg="http://schemas.microsoft.com/office/word/2010/wordprocessingGroup" xmlns:wpi="http://schemas.microsoft.com/office/word/2010/wordprocessingInk" xmlns:wne="http://schemas.microsoft.com/office/word/2006/wordml" xmlns:wps="http://schemas.microsoft.com/office/word/2010/wordprocessingShape" mc:Ignorable="w14 w15 w16se w16cid w16 w16cex w16sdtdh wp14">
+<w:footnotes xmlns:wpc="http://schemas.microsoft.com/office/word/2010/wordprocessingCanvas" xmlns:cx="http://schemas.microsoft.com/office/drawing/2014/chartex" xmlns:cx1="http://schemas.microsoft.com/office/drawing/2015/9/8/chartex" xmlns:cx2="http://schemas.microsoft.com/office/drawing/2015/10/21/chartex" xmlns:cx3="http://schemas.microsoft.com/office/drawing/2016/5/9/chartex" xmlns:cx4="http://schemas.microsoft.com/office/drawing/2016/5/10/chartex" xmlns:cx5="http://schemas.microsoft.com/office/drawing/2016/5/11/chartex" xmlns:cx6="http://schemas.microsoft.com/office/drawing/2016/5/12/chartex" xmlns:cx7="http://schemas.microsoft.com/office/drawing/2016/5/13/chartex" xmlns:cx8="http://schemas.microsoft.com/office/drawing/2016/5/14/chartex" xmlns:mc="http://schemas.openxmlformats.org/markup-compatibility/2006" xmlns:m="http://schemas.openxmlformats.org/officeDocument/2006/math" xmlns:aink="http://schemas.microsoft.com/office/drawing/2016/ink" xmlns:am3d="http://schemas.microsoft.com/office/drawing/2017/model3d" xmlns:oel="http://schemas.microsoft.com/office/2019/extlst" xmlns:r="http://schemas.openxmlformats.org/officeDocument/2006/relationships" xmlns:wp14="http://schemas.microsoft.com/office/word/2010/wordprocessingDrawing" xmlns:wp="http://schemas.openxmlformats.org/drawingml/2006/wordprocessingDrawing" xmlns:wpg="http://schemas.microsoft.com/office/word/2010/wordprocessingGroup" xmlns:wpi="http://schemas.microsoft.com/office/word/2010/wordprocessingInk" xmlns:wps="http://schemas.microsoft.com/office/word/2010/wordprocessingShape" xmlns:o="urn:schemas-microsoft-com:office:office" xmlns:v="urn:schemas-microsoft-com:vml" xmlns:w10="urn:schemas-microsoft-com:office:word" xmlns:w="http://schemas.openxmlformats.org/wordprocessingml/2006/main" xmlns:w14="http://schemas.microsoft.com/office/word/2010/wordml" xmlns:w15="http://schemas.microsoft.com/office/word/2012/wordml" xmlns:w16cex="http://schemas.microsoft.com/office/word/2018/wordml/cex" xmlns:w16cid="http://schemas.microsoft.com/office/word/2016/wordml/cid" xmlns:w16="http://schemas.microsoft.com/office/word/2018/wordml" xmlns:w16sdtdh="http://schemas.microsoft.com/office/word/2020/wordml/sdtdatahash" xmlns:w16sdtfl="http://schemas.microsoft.com/office/word/2024/wordml/sdtformatlock" xmlns:w16se="http://schemas.microsoft.com/office/word/2015/wordml/symex" xmlns:w16du="http://schemas.microsoft.com/office/word/2023/wordml/word16du" xmlns:wne="http://schemas.microsoft.com/office/word/2006/wordml" mc:Ignorable="w14 w15 w16se w16cid w16 w16cex w16sdtdh w16sdtfl w16du wp14">
   <w:footnote w:type="separator" w:id="-1">
     <w:p>
       <w:pPr>
@@ -2894,7 +3174,7 @@
 </file>
 
 <file path=word/header1.xml><?xml version="1.0" encoding="utf-8"?>
-<w:hdr xmlns:wpc="http://schemas.microsoft.com/office/word/2010/wordprocessingCanvas" xmlns:cx="http://schemas.microsoft.com/office/drawing/2014/chartex" xmlns:cx1="http://schemas.microsoft.com/office/drawing/2015/9/8/chartex" xmlns:cx2="http://schemas.microsoft.com/office/drawing/2015/10/21/chartex" xmlns:cx3="http://schemas.microsoft.com/office/drawing/2016/5/9/chartex" xmlns:cx4="http://schemas.microsoft.com/office/drawing/2016/5/10/chartex" xmlns:cx5="http://schemas.microsoft.com/office/drawing/2016/5/11/chartex" xmlns:cx6="http://schemas.microsoft.com/office/drawing/2016/5/12/chartex" xmlns:cx7="http://schemas.microsoft.com/office/drawing/2016/5/13/chartex" xmlns:cx8="http://schemas.microsoft.com/office/drawing/2016/5/14/chartex" xmlns:mc="http://schemas.openxmlformats.org/markup-compatibility/2006" xmlns:aink="http://schemas.microsoft.com/office/drawing/2016/ink" xmlns:am3d="http://schemas.microsoft.com/office/drawing/2017/model3d" xmlns:o="urn:schemas-microsoft-com:office:office" xmlns:r="http://schemas.openxmlformats.org/officeDocument/2006/relationships" xmlns:m="http://schemas.openxmlformats.org/officeDocument/2006/math" xmlns:v="urn:schemas-microsoft-com:vml" xmlns:wp14="http://schemas.microsoft.com/office/word/2010/wordprocessingDrawing" xmlns:wp="http://schemas.openxmlformats.org/drawingml/2006/wordprocessingDrawing" xmlns:w10="urn:schemas-microsoft-com:office:word" xmlns:w="http://schemas.openxmlformats.org/wordprocessingml/2006/main" xmlns:w14="http://schemas.microsoft.com/office/word/2010/wordml" xmlns:w15="http://schemas.microsoft.com/office/word/2012/wordml" xmlns:w16cex="http://schemas.microsoft.com/office/word/2018/wordml/cex" xmlns:w16cid="http://schemas.microsoft.com/office/word/2016/wordml/cid" xmlns:w16="http://schemas.microsoft.com/office/word/2018/wordml" xmlns:w16sdtdh="http://schemas.microsoft.com/office/word/2020/wordml/sdtdatahash" xmlns:w16se="http://schemas.microsoft.com/office/word/2015/wordml/symex" xmlns:wpg="http://schemas.microsoft.com/office/word/2010/wordprocessingGroup" xmlns:wpi="http://schemas.microsoft.com/office/word/2010/wordprocessingInk" xmlns:wne="http://schemas.microsoft.com/office/word/2006/wordml" xmlns:wps="http://schemas.microsoft.com/office/word/2010/wordprocessingShape" mc:Ignorable="w14 w15 w16se w16cid w16 w16cex w16sdtdh wp14">
+<w:hdr xmlns:wpc="http://schemas.microsoft.com/office/word/2010/wordprocessingCanvas" xmlns:cx="http://schemas.microsoft.com/office/drawing/2014/chartex" xmlns:cx1="http://schemas.microsoft.com/office/drawing/2015/9/8/chartex" xmlns:cx2="http://schemas.microsoft.com/office/drawing/2015/10/21/chartex" xmlns:cx3="http://schemas.microsoft.com/office/drawing/2016/5/9/chartex" xmlns:cx4="http://schemas.microsoft.com/office/drawing/2016/5/10/chartex" xmlns:cx5="http://schemas.microsoft.com/office/drawing/2016/5/11/chartex" xmlns:cx6="http://schemas.microsoft.com/office/drawing/2016/5/12/chartex" xmlns:cx7="http://schemas.microsoft.com/office/drawing/2016/5/13/chartex" xmlns:cx8="http://schemas.microsoft.com/office/drawing/2016/5/14/chartex" xmlns:mc="http://schemas.openxmlformats.org/markup-compatibility/2006" xmlns:m="http://schemas.openxmlformats.org/officeDocument/2006/math" xmlns:aink="http://schemas.microsoft.com/office/drawing/2016/ink" xmlns:am3d="http://schemas.microsoft.com/office/drawing/2017/model3d" xmlns:oel="http://schemas.microsoft.com/office/2019/extlst" xmlns:r="http://schemas.openxmlformats.org/officeDocument/2006/relationships" xmlns:wp14="http://schemas.microsoft.com/office/word/2010/wordprocessingDrawing" xmlns:wp="http://schemas.openxmlformats.org/drawingml/2006/wordprocessingDrawing" xmlns:wpg="http://schemas.microsoft.com/office/word/2010/wordprocessingGroup" xmlns:wpi="http://schemas.microsoft.com/office/word/2010/wordprocessingInk" xmlns:wps="http://schemas.microsoft.com/office/word/2010/wordprocessingShape" xmlns:o="urn:schemas-microsoft-com:office:office" xmlns:v="urn:schemas-microsoft-com:vml" xmlns:w10="urn:schemas-microsoft-com:office:word" xmlns:w="http://schemas.openxmlformats.org/wordprocessingml/2006/main" xmlns:w14="http://schemas.microsoft.com/office/word/2010/wordml" xmlns:w15="http://schemas.microsoft.com/office/word/2012/wordml" xmlns:w16cex="http://schemas.microsoft.com/office/word/2018/wordml/cex" xmlns:w16cid="http://schemas.microsoft.com/office/word/2016/wordml/cid" xmlns:w16="http://schemas.microsoft.com/office/word/2018/wordml" xmlns:w16sdtdh="http://schemas.microsoft.com/office/word/2020/wordml/sdtdatahash" xmlns:w16sdtfl="http://schemas.microsoft.com/office/word/2024/wordml/sdtformatlock" xmlns:w16se="http://schemas.microsoft.com/office/word/2015/wordml/symex" xmlns:w16du="http://schemas.microsoft.com/office/word/2023/wordml/word16du" xmlns:wne="http://schemas.microsoft.com/office/word/2006/wordml" mc:Ignorable="w14 w15 w16se w16cid w16 w16cex w16sdtdh w16sdtfl w16du wp14">
   <w:p>
     <w:pPr>
       <w:spacing w:after="0" w:line="259" w:lineRule="auto"/>
@@ -3053,7 +3333,7 @@
             </wp:anchor>
           </w:drawing>
         </mc:Choice>
-        <mc:Fallback xmlns:w16sdtfl="http://schemas.microsoft.com/office/word/2024/wordml/sdtformatlock" xmlns:w16du="http://schemas.microsoft.com/office/word/2023/wordml/word16du" xmlns:oel="http://schemas.microsoft.com/office/2019/extlst">
+        <mc:Fallback>
           <w:pict>
             <v:group w14:anchorId="0D9CE783" id="Group 4670" o:spid="_x0000_s1026" style="position:absolute;left:0;text-align:left;margin-left:85.05pt;margin-top:18.75pt;width:73.5pt;height:73.5pt;z-index:251658240;mso-position-horizontal-relative:page;mso-position-vertical-relative:page" coordsize="9334,9334" o:gfxdata="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">
               <v:shapetype id="_x0000_t75" coordsize="21600,21600" o:spt="75" o:preferrelative="t" path="m@4@5l@4@11@9@11@9@5xe" filled="f" stroked="f">
@@ -3131,7 +3411,7 @@
 </file>
 
 <file path=word/header2.xml><?xml version="1.0" encoding="utf-8"?>
-<w:hdr xmlns:wpc="http://schemas.microsoft.com/office/word/2010/wordprocessingCanvas" xmlns:cx="http://schemas.microsoft.com/office/drawing/2014/chartex" xmlns:cx1="http://schemas.microsoft.com/office/drawing/2015/9/8/chartex" xmlns:cx2="http://schemas.microsoft.com/office/drawing/2015/10/21/chartex" xmlns:cx3="http://schemas.microsoft.com/office/drawing/2016/5/9/chartex" xmlns:cx4="http://schemas.microsoft.com/office/drawing/2016/5/10/chartex" xmlns:cx5="http://schemas.microsoft.com/office/drawing/2016/5/11/chartex" xmlns:cx6="http://schemas.microsoft.com/office/drawing/2016/5/12/chartex" xmlns:cx7="http://schemas.microsoft.com/office/drawing/2016/5/13/chartex" xmlns:cx8="http://schemas.microsoft.com/office/drawing/2016/5/14/chartex" xmlns:mc="http://schemas.openxmlformats.org/markup-compatibility/2006" xmlns:aink="http://schemas.microsoft.com/office/drawing/2016/ink" xmlns:am3d="http://schemas.microsoft.com/office/drawing/2017/model3d" xmlns:o="urn:schemas-microsoft-com:office:office" xmlns:r="http://schemas.openxmlformats.org/officeDocument/2006/relationships" xmlns:m="http://schemas.openxmlformats.org/officeDocument/2006/math" xmlns:v="urn:schemas-microsoft-com:vml" xmlns:wp14="http://schemas.microsoft.com/office/word/2010/wordprocessingDrawing" xmlns:wp="http://schemas.openxmlformats.org/drawingml/2006/wordprocessingDrawing" xmlns:w10="urn:schemas-microsoft-com:office:word" xmlns:w="http://schemas.openxmlformats.org/wordprocessingml/2006/main" xmlns:w14="http://schemas.microsoft.com/office/word/2010/wordml" xmlns:w15="http://schemas.microsoft.com/office/word/2012/wordml" xmlns:w16cex="http://schemas.microsoft.com/office/word/2018/wordml/cex" xmlns:w16cid="http://schemas.microsoft.com/office/word/2016/wordml/cid" xmlns:w16="http://schemas.microsoft.com/office/word/2018/wordml" xmlns:w16sdtdh="http://schemas.microsoft.com/office/word/2020/wordml/sdtdatahash" xmlns:w16se="http://schemas.microsoft.com/office/word/2015/wordml/symex" xmlns:wpg="http://schemas.microsoft.com/office/word/2010/wordprocessingGroup" xmlns:wpi="http://schemas.microsoft.com/office/word/2010/wordprocessingInk" xmlns:wne="http://schemas.microsoft.com/office/word/2006/wordml" xmlns:wps="http://schemas.microsoft.com/office/word/2010/wordprocessingShape" mc:Ignorable="w14 w15 w16se w16cid w16 w16cex w16sdtdh wp14">
+<w:hdr xmlns:wpc="http://schemas.microsoft.com/office/word/2010/wordprocessingCanvas" xmlns:cx="http://schemas.microsoft.com/office/drawing/2014/chartex" xmlns:cx1="http://schemas.microsoft.com/office/drawing/2015/9/8/chartex" xmlns:cx2="http://schemas.microsoft.com/office/drawing/2015/10/21/chartex" xmlns:cx3="http://schemas.microsoft.com/office/drawing/2016/5/9/chartex" xmlns:cx4="http://schemas.microsoft.com/office/drawing/2016/5/10/chartex" xmlns:cx5="http://schemas.microsoft.com/office/drawing/2016/5/11/chartex" xmlns:cx6="http://schemas.microsoft.com/office/drawing/2016/5/12/chartex" xmlns:cx7="http://schemas.microsoft.com/office/drawing/2016/5/13/chartex" xmlns:cx8="http://schemas.microsoft.com/office/drawing/2016/5/14/chartex" xmlns:mc="http://schemas.openxmlformats.org/markup-compatibility/2006" xmlns:m="http://schemas.openxmlformats.org/officeDocument/2006/math" xmlns:aink="http://schemas.microsoft.com/office/drawing/2016/ink" xmlns:am3d="http://schemas.microsoft.com/office/drawing/2017/model3d" xmlns:oel="http://schemas.microsoft.com/office/2019/extlst" xmlns:r="http://schemas.openxmlformats.org/officeDocument/2006/relationships" xmlns:wp14="http://schemas.microsoft.com/office/word/2010/wordprocessingDrawing" xmlns:wp="http://schemas.openxmlformats.org/drawingml/2006/wordprocessingDrawing" xmlns:wpg="http://schemas.microsoft.com/office/word/2010/wordprocessingGroup" xmlns:wpi="http://schemas.microsoft.com/office/word/2010/wordprocessingInk" xmlns:wps="http://schemas.microsoft.com/office/word/2010/wordprocessingShape" xmlns:o="urn:schemas-microsoft-com:office:office" xmlns:v="urn:schemas-microsoft-com:vml" xmlns:w10="urn:schemas-microsoft-com:office:word" xmlns:w="http://schemas.openxmlformats.org/wordprocessingml/2006/main" xmlns:w14="http://schemas.microsoft.com/office/word/2010/wordml" xmlns:w15="http://schemas.microsoft.com/office/word/2012/wordml" xmlns:w16cex="http://schemas.microsoft.com/office/word/2018/wordml/cex" xmlns:w16cid="http://schemas.microsoft.com/office/word/2016/wordml/cid" xmlns:w16="http://schemas.microsoft.com/office/word/2018/wordml" xmlns:w16sdtdh="http://schemas.microsoft.com/office/word/2020/wordml/sdtdatahash" xmlns:w16sdtfl="http://schemas.microsoft.com/office/word/2024/wordml/sdtformatlock" xmlns:w16se="http://schemas.microsoft.com/office/word/2015/wordml/symex" xmlns:w16du="http://schemas.microsoft.com/office/word/2023/wordml/word16du" xmlns:wne="http://schemas.microsoft.com/office/word/2006/wordml" mc:Ignorable="w14 w15 w16se w16cid w16 w16cex w16sdtdh w16sdtfl w16du wp14">
   <w:p>
     <w:pPr>
       <w:spacing w:after="0" w:line="259" w:lineRule="auto"/>
@@ -3290,7 +3570,7 @@
             </wp:anchor>
           </w:drawing>
         </mc:Choice>
-        <mc:Fallback xmlns:w16sdtfl="http://schemas.microsoft.com/office/word/2024/wordml/sdtformatlock" xmlns:w16du="http://schemas.microsoft.com/office/word/2023/wordml/word16du" xmlns:oel="http://schemas.microsoft.com/office/2019/extlst">
+        <mc:Fallback>
           <w:pict>
             <v:group w14:anchorId="23AF8C43" id="Group 4652" o:spid="_x0000_s1031" style="position:absolute;left:0;text-align:left;margin-left:85.05pt;margin-top:18.75pt;width:73.5pt;height:73.5pt;z-index:251659264;mso-position-horizontal-relative:page;mso-position-vertical-relative:page" coordsize="9334,9334" o:gfxdata="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">
               <v:shapetype id="_x0000_t75" coordsize="21600,21600" o:spt="75" o:preferrelative="t" path="m@4@5l@4@11@9@11@9@5xe" filled="f" stroked="f">
@@ -3368,7 +3648,7 @@
 </file>
 
 <file path=word/header3.xml><?xml version="1.0" encoding="utf-8"?>
-<w:hdr xmlns:wpc="http://schemas.microsoft.com/office/word/2010/wordprocessingCanvas" xmlns:cx="http://schemas.microsoft.com/office/drawing/2014/chartex" xmlns:cx1="http://schemas.microsoft.com/office/drawing/2015/9/8/chartex" xmlns:cx2="http://schemas.microsoft.com/office/drawing/2015/10/21/chartex" xmlns:cx3="http://schemas.microsoft.com/office/drawing/2016/5/9/chartex" xmlns:cx4="http://schemas.microsoft.com/office/drawing/2016/5/10/chartex" xmlns:cx5="http://schemas.microsoft.com/office/drawing/2016/5/11/chartex" xmlns:cx6="http://schemas.microsoft.com/office/drawing/2016/5/12/chartex" xmlns:cx7="http://schemas.microsoft.com/office/drawing/2016/5/13/chartex" xmlns:cx8="http://schemas.microsoft.com/office/drawing/2016/5/14/chartex" xmlns:mc="http://schemas.openxmlformats.org/markup-compatibility/2006" xmlns:aink="http://schemas.microsoft.com/office/drawing/2016/ink" xmlns:am3d="http://schemas.microsoft.com/office/drawing/2017/model3d" xmlns:o="urn:schemas-microsoft-com:office:office" xmlns:r="http://schemas.openxmlformats.org/officeDocument/2006/relationships" xmlns:m="http://schemas.openxmlformats.org/officeDocument/2006/math" xmlns:v="urn:schemas-microsoft-com:vml" xmlns:wp14="http://schemas.microsoft.com/office/word/2010/wordprocessingDrawing" xmlns:wp="http://schemas.openxmlformats.org/drawingml/2006/wordprocessingDrawing" xmlns:w10="urn:schemas-microsoft-com:office:word" xmlns:w="http://schemas.openxmlformats.org/wordprocessingml/2006/main" xmlns:w14="http://schemas.microsoft.com/office/word/2010/wordml" xmlns:w15="http://schemas.microsoft.com/office/word/2012/wordml" xmlns:w16cex="http://schemas.microsoft.com/office/word/2018/wordml/cex" xmlns:w16cid="http://schemas.microsoft.com/office/word/2016/wordml/cid" xmlns:w16="http://schemas.microsoft.com/office/word/2018/wordml" xmlns:w16sdtdh="http://schemas.microsoft.com/office/word/2020/wordml/sdtdatahash" xmlns:w16se="http://schemas.microsoft.com/office/word/2015/wordml/symex" xmlns:wpg="http://schemas.microsoft.com/office/word/2010/wordprocessingGroup" xmlns:wpi="http://schemas.microsoft.com/office/word/2010/wordprocessingInk" xmlns:wne="http://schemas.microsoft.com/office/word/2006/wordml" xmlns:wps="http://schemas.microsoft.com/office/word/2010/wordprocessingShape" mc:Ignorable="w14 w15 w16se w16cid w16 w16cex w16sdtdh wp14">
+<w:hdr xmlns:wpc="http://schemas.microsoft.com/office/word/2010/wordprocessingCanvas" xmlns:cx="http://schemas.microsoft.com/office/drawing/2014/chartex" xmlns:cx1="http://schemas.microsoft.com/office/drawing/2015/9/8/chartex" xmlns:cx2="http://schemas.microsoft.com/office/drawing/2015/10/21/chartex" xmlns:cx3="http://schemas.microsoft.com/office/drawing/2016/5/9/chartex" xmlns:cx4="http://schemas.microsoft.com/office/drawing/2016/5/10/chartex" xmlns:cx5="http://schemas.microsoft.com/office/drawing/2016/5/11/chartex" xmlns:cx6="http://schemas.microsoft.com/office/drawing/2016/5/12/chartex" xmlns:cx7="http://schemas.microsoft.com/office/drawing/2016/5/13/chartex" xmlns:cx8="http://schemas.microsoft.com/office/drawing/2016/5/14/chartex" xmlns:mc="http://schemas.openxmlformats.org/markup-compatibility/2006" xmlns:m="http://schemas.openxmlformats.org/officeDocument/2006/math" xmlns:aink="http://schemas.microsoft.com/office/drawing/2016/ink" xmlns:am3d="http://schemas.microsoft.com/office/drawing/2017/model3d" xmlns:oel="http://schemas.microsoft.com/office/2019/extlst" xmlns:r="http://schemas.openxmlformats.org/officeDocument/2006/relationships" xmlns:wp14="http://schemas.microsoft.com/office/word/2010/wordprocessingDrawing" xmlns:wp="http://schemas.openxmlformats.org/drawingml/2006/wordprocessingDrawing" xmlns:wpg="http://schemas.microsoft.com/office/word/2010/wordprocessingGroup" xmlns:wpi="http://schemas.microsoft.com/office/word/2010/wordprocessingInk" xmlns:wps="http://schemas.microsoft.com/office/word/2010/wordprocessingShape" xmlns:o="urn:schemas-microsoft-com:office:office" xmlns:v="urn:schemas-microsoft-com:vml" xmlns:w10="urn:schemas-microsoft-com:office:word" xmlns:w="http://schemas.openxmlformats.org/wordprocessingml/2006/main" xmlns:w14="http://schemas.microsoft.com/office/word/2010/wordml" xmlns:w15="http://schemas.microsoft.com/office/word/2012/wordml" xmlns:w16cex="http://schemas.microsoft.com/office/word/2018/wordml/cex" xmlns:w16cid="http://schemas.microsoft.com/office/word/2016/wordml/cid" xmlns:w16="http://schemas.microsoft.com/office/word/2018/wordml" xmlns:w16sdtdh="http://schemas.microsoft.com/office/word/2020/wordml/sdtdatahash" xmlns:w16sdtfl="http://schemas.microsoft.com/office/word/2024/wordml/sdtformatlock" xmlns:w16se="http://schemas.microsoft.com/office/word/2015/wordml/symex" xmlns:w16du="http://schemas.microsoft.com/office/word/2023/wordml/word16du" xmlns:wne="http://schemas.microsoft.com/office/word/2006/wordml" mc:Ignorable="w14 w15 w16se w16cid w16 w16cex w16sdtdh w16sdtfl w16du wp14">
   <w:p>
     <w:pPr>
       <w:spacing w:after="0" w:line="259" w:lineRule="auto"/>
@@ -3527,7 +3807,7 @@
             </wp:anchor>
           </w:drawing>
         </mc:Choice>
-        <mc:Fallback xmlns:w16sdtfl="http://schemas.microsoft.com/office/word/2024/wordml/sdtformatlock" xmlns:w16du="http://schemas.microsoft.com/office/word/2023/wordml/word16du" xmlns:oel="http://schemas.microsoft.com/office/2019/extlst">
+        <mc:Fallback>
           <w:pict>
             <v:group w14:anchorId="67DB5F82" id="Group 4634" o:spid="_x0000_s1036" style="position:absolute;left:0;text-align:left;margin-left:85.05pt;margin-top:18.75pt;width:73.5pt;height:73.5pt;z-index:251660288;mso-position-horizontal-relative:page;mso-position-vertical-relative:page" coordsize="9334,9334" o:gfxdata="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">
               <v:shapetype id="_x0000_t75" coordsize="21600,21600" o:spt="75" o:preferrelative="t" path="m@4@5l@4@11@9@11@9@5xe" filled="f" stroked="f">
@@ -3605,7 +3885,7 @@
 </file>
 
 <file path=word/numbering.xml><?xml version="1.0" encoding="utf-8"?>
-<w:numbering xmlns:wpc="http://schemas.microsoft.com/office/word/2010/wordprocessingCanvas" xmlns:cx="http://schemas.microsoft.com/office/drawing/2014/chartex" xmlns:cx1="http://schemas.microsoft.com/office/drawing/2015/9/8/chartex" xmlns:cx2="http://schemas.microsoft.com/office/drawing/2015/10/21/chartex" xmlns:cx3="http://schemas.microsoft.com/office/drawing/2016/5/9/chartex" xmlns:cx4="http://schemas.microsoft.com/office/drawing/2016/5/10/chartex" xmlns:cx5="http://schemas.microsoft.com/office/drawing/2016/5/11/chartex" xmlns:cx6="http://schemas.microsoft.com/office/drawing/2016/5/12/chartex" xmlns:cx7="http://schemas.microsoft.com/office/drawing/2016/5/13/chartex" xmlns:cx8="http://schemas.microsoft.com/office/drawing/2016/5/14/chartex" xmlns:mc="http://schemas.openxmlformats.org/markup-compatibility/2006" xmlns:aink="http://schemas.microsoft.com/office/drawing/2016/ink" xmlns:am3d="http://schemas.microsoft.com/office/drawing/2017/model3d" xmlns:o="urn:schemas-microsoft-com:office:office" xmlns:r="http://schemas.openxmlformats.org/officeDocument/2006/relationships" xmlns:m="http://schemas.openxmlformats.org/officeDocument/2006/math" xmlns:v="urn:schemas-microsoft-com:vml" xmlns:wp14="http://schemas.microsoft.com/office/word/2010/wordprocessingDrawing" xmlns:wp="http://schemas.openxmlformats.org/drawingml/2006/wordprocessingDrawing" xmlns:w10="urn:schemas-microsoft-com:office:word" xmlns:w="http://schemas.openxmlformats.org/wordprocessingml/2006/main" xmlns:w14="http://schemas.microsoft.com/office/word/2010/wordml" xmlns:w15="http://schemas.microsoft.com/office/word/2012/wordml" xmlns:w16cex="http://schemas.microsoft.com/office/word/2018/wordml/cex" xmlns:w16cid="http://schemas.microsoft.com/office/word/2016/wordml/cid" xmlns:w16="http://schemas.microsoft.com/office/word/2018/wordml" xmlns:w16sdtdh="http://schemas.microsoft.com/office/word/2020/wordml/sdtdatahash" xmlns:w16se="http://schemas.microsoft.com/office/word/2015/wordml/symex" xmlns:wpg="http://schemas.microsoft.com/office/word/2010/wordprocessingGroup" xmlns:wpi="http://schemas.microsoft.com/office/word/2010/wordprocessingInk" xmlns:wne="http://schemas.microsoft.com/office/word/2006/wordml" xmlns:wps="http://schemas.microsoft.com/office/word/2010/wordprocessingShape" mc:Ignorable="w14 w15 w16se w16cid w16 w16cex w16sdtdh wp14">
+<w:numbering xmlns:wpc="http://schemas.microsoft.com/office/word/2010/wordprocessingCanvas" xmlns:cx="http://schemas.microsoft.com/office/drawing/2014/chartex" xmlns:cx1="http://schemas.microsoft.com/office/drawing/2015/9/8/chartex" xmlns:cx2="http://schemas.microsoft.com/office/drawing/2015/10/21/chartex" xmlns:cx3="http://schemas.microsoft.com/office/drawing/2016/5/9/chartex" xmlns:cx4="http://schemas.microsoft.com/office/drawing/2016/5/10/chartex" xmlns:cx5="http://schemas.microsoft.com/office/drawing/2016/5/11/chartex" xmlns:cx6="http://schemas.microsoft.com/office/drawing/2016/5/12/chartex" xmlns:cx7="http://schemas.microsoft.com/office/drawing/2016/5/13/chartex" xmlns:cx8="http://schemas.microsoft.com/office/drawing/2016/5/14/chartex" xmlns:mc="http://schemas.openxmlformats.org/markup-compatibility/2006" xmlns:m="http://schemas.openxmlformats.org/officeDocument/2006/math" xmlns:aink="http://schemas.microsoft.com/office/drawing/2016/ink" xmlns:am3d="http://schemas.microsoft.com/office/drawing/2017/model3d" xmlns:oel="http://schemas.microsoft.com/office/2019/extlst" xmlns:r="http://schemas.openxmlformats.org/officeDocument/2006/relationships" xmlns:wp14="http://schemas.microsoft.com/office/word/2010/wordprocessingDrawing" xmlns:wp="http://schemas.openxmlformats.org/drawingml/2006/wordprocessingDrawing" xmlns:wpg="http://schemas.microsoft.com/office/word/2010/wordprocessingGroup" xmlns:wpi="http://schemas.microsoft.com/office/word/2010/wordprocessingInk" xmlns:wps="http://schemas.microsoft.com/office/word/2010/wordprocessingShape" xmlns:o="urn:schemas-microsoft-com:office:office" xmlns:v="urn:schemas-microsoft-com:vml" xmlns:w10="urn:schemas-microsoft-com:office:word" xmlns:w="http://schemas.openxmlformats.org/wordprocessingml/2006/main" xmlns:w14="http://schemas.microsoft.com/office/word/2010/wordml" xmlns:w15="http://schemas.microsoft.com/office/word/2012/wordml" xmlns:w16cex="http://schemas.microsoft.com/office/word/2018/wordml/cex" xmlns:w16cid="http://schemas.microsoft.com/office/word/2016/wordml/cid" xmlns:w16="http://schemas.microsoft.com/office/word/2018/wordml" xmlns:w16sdtdh="http://schemas.microsoft.com/office/word/2020/wordml/sdtdatahash" xmlns:w16sdtfl="http://schemas.microsoft.com/office/word/2024/wordml/sdtformatlock" xmlns:w16se="http://schemas.microsoft.com/office/word/2015/wordml/symex" xmlns:w16du="http://schemas.microsoft.com/office/word/2023/wordml/word16du" xmlns:wne="http://schemas.microsoft.com/office/word/2006/wordml" mc:Ignorable="w14 w15 w16se w16cid w16 w16cex w16sdtdh w16sdtfl w16du wp14">
   <w:abstractNum w:abstractNumId="0" w15:restartNumberingAfterBreak="0">
     <w:nsid w:val="0B4F0806"/>
     <w:multiLevelType w:val="hybridMultilevel"/>
@@ -3904,17 +4184,17 @@
       </w:pPr>
     </w:lvl>
   </w:abstractNum>
-  <w:num w:numId="1">
+  <w:num w:numId="1" w16cid:durableId="1390768758">
     <w:abstractNumId w:val="0"/>
   </w:num>
-  <w:num w:numId="2">
+  <w:num w:numId="2" w16cid:durableId="219949649">
     <w:abstractNumId w:val="1"/>
   </w:num>
 </w:numbering>
 </file>
 
 <file path=word/styles.xml><?xml version="1.0" encoding="utf-8"?>
-<w:styles xmlns:mc="http://schemas.openxmlformats.org/markup-compatibility/2006" xmlns:r="http://schemas.openxmlformats.org/officeDocument/2006/relationships" xmlns:w="http://schemas.openxmlformats.org/wordprocessingml/2006/main" xmlns:w14="http://schemas.microsoft.com/office/word/2010/wordml" xmlns:w15="http://schemas.microsoft.com/office/word/2012/wordml" xmlns:w16cex="http://schemas.microsoft.com/office/word/2018/wordml/cex" xmlns:w16cid="http://schemas.microsoft.com/office/word/2016/wordml/cid" xmlns:w16="http://schemas.microsoft.com/office/word/2018/wordml" xmlns:w16sdtdh="http://schemas.microsoft.com/office/word/2020/wordml/sdtdatahash" xmlns:w16se="http://schemas.microsoft.com/office/word/2015/wordml/symex" mc:Ignorable="w14 w15 w16se w16cid w16 w16cex w16sdtdh">
+<w:styles xmlns:mc="http://schemas.openxmlformats.org/markup-compatibility/2006" xmlns:r="http://schemas.openxmlformats.org/officeDocument/2006/relationships" xmlns:w="http://schemas.openxmlformats.org/wordprocessingml/2006/main" xmlns:w14="http://schemas.microsoft.com/office/word/2010/wordml" xmlns:w15="http://schemas.microsoft.com/office/word/2012/wordml" xmlns:w16cex="http://schemas.microsoft.com/office/word/2018/wordml/cex" xmlns:w16cid="http://schemas.microsoft.com/office/word/2016/wordml/cid" xmlns:w16="http://schemas.microsoft.com/office/word/2018/wordml" xmlns:w16sdtdh="http://schemas.microsoft.com/office/word/2020/wordml/sdtdatahash" xmlns:w16sdtfl="http://schemas.microsoft.com/office/word/2024/wordml/sdtformatlock" xmlns:w16se="http://schemas.microsoft.com/office/word/2015/wordml/symex" xmlns:w16du="http://schemas.microsoft.com/office/word/2023/wordml/word16du" mc:Ignorable="w14 w15 w16se w16cid w16 w16cex w16sdtdh w16sdtfl w16du">
   <w:docDefaults>
     <w:rPrDefault>
       <w:rPr>
@@ -4323,13 +4603,13 @@
       <w:color w:val="000000"/>
     </w:rPr>
   </w:style>
-  <w:style w:type="character" w:default="1" w:styleId="Fuentedeprrafopredeter">
+  <w:style w:type="character" w:default="1" w:styleId="DefaultParagraphFont">
     <w:name w:val="Default Paragraph Font"/>
     <w:uiPriority w:val="1"/>
     <w:semiHidden/>
     <w:unhideWhenUsed/>
   </w:style>
-  <w:style w:type="table" w:default="1" w:styleId="Tablanormal">
+  <w:style w:type="table" w:default="1" w:styleId="TableNormal">
     <w:name w:val="Normal Table"/>
     <w:uiPriority w:val="99"/>
     <w:semiHidden/>
@@ -4344,16 +4624,16 @@
       </w:tblCellMar>
     </w:tblPr>
   </w:style>
-  <w:style w:type="numbering" w:default="1" w:styleId="Sinlista">
+  <w:style w:type="numbering" w:default="1" w:styleId="NoList">
     <w:name w:val="No List"/>
     <w:uiPriority w:val="99"/>
     <w:semiHidden/>
     <w:unhideWhenUsed/>
   </w:style>
-  <w:style w:type="paragraph" w:styleId="Textoindependiente">
+  <w:style w:type="paragraph" w:styleId="BodyText">
     <w:name w:val="Body Text"/>
     <w:basedOn w:val="Normal"/>
-    <w:link w:val="TextoindependienteCar"/>
+    <w:link w:val="BodyTextChar"/>
     <w:uiPriority w:val="1"/>
     <w:qFormat/>
     <w:rsid w:val="007E482A"/>
@@ -4373,10 +4653,10 @@
       <w14:ligatures w14:val="none"/>
     </w:rPr>
   </w:style>
-  <w:style w:type="character" w:customStyle="1" w:styleId="TextoindependienteCar">
-    <w:name w:val="Texto independiente Car"/>
-    <w:basedOn w:val="Fuentedeprrafopredeter"/>
-    <w:link w:val="Textoindependiente"/>
+  <w:style w:type="character" w:customStyle="1" w:styleId="BodyTextChar">
+    <w:name w:val="Body Text Char"/>
+    <w:basedOn w:val="DefaultParagraphFont"/>
+    <w:link w:val="BodyText"/>
     <w:uiPriority w:val="1"/>
     <w:rsid w:val="007E482A"/>
     <w:rPr>
@@ -4386,7 +4666,7 @@
       <w14:ligatures w14:val="none"/>
     </w:rPr>
   </w:style>
-  <w:style w:type="paragraph" w:styleId="Prrafodelista">
+  <w:style w:type="paragraph" w:styleId="ListParagraph">
     <w:name w:val="List Paragraph"/>
     <w:basedOn w:val="Normal"/>
     <w:uiPriority w:val="34"/>
